--- a/klagomål/A 13961-2026 FSC-klagomål.docx
+++ b/klagomål/A 13961-2026 FSC-klagomål.docx
@@ -713,7 +713,7 @@
     <w:r>
       <w:tab/>
       <w:tab/>
-      <w:t>2026-03-18</w:t>
+      <w:t>2026-03-19</w:t>
       <w:br/>
       <w:br/>
     </w:r>

--- a/klagomål/A 13961-2026 FSC-klagomål.docx
+++ b/klagomål/A 13961-2026 FSC-klagomål.docx
@@ -713,7 +713,7 @@
     <w:r>
       <w:tab/>
       <w:tab/>
-      <w:t>2026-03-19</w:t>
+      <w:t>2026-03-20</w:t>
       <w:br/>
       <w:br/>
     </w:r>

--- a/klagomål/A 13961-2026 FSC-klagomål.docx
+++ b/klagomål/A 13961-2026 FSC-klagomål.docx
@@ -713,7 +713,7 @@
     <w:r>
       <w:tab/>
       <w:tab/>
-      <w:t>2026-03-20</w:t>
+      <w:t>2026-03-21</w:t>
       <w:br/>
       <w:br/>
     </w:r>

--- a/klagomål/A 13961-2026 FSC-klagomål.docx
+++ b/klagomål/A 13961-2026 FSC-klagomål.docx
@@ -713,7 +713,7 @@
     <w:r>
       <w:tab/>
       <w:tab/>
-      <w:t>2026-03-21</w:t>
+      <w:t>2026-03-22</w:t>
       <w:br/>
       <w:br/>
     </w:r>

--- a/klagomål/A 13961-2026 FSC-klagomål.docx
+++ b/klagomål/A 13961-2026 FSC-klagomål.docx
@@ -713,7 +713,7 @@
     <w:r>
       <w:tab/>
       <w:tab/>
-      <w:t>2026-03-22</w:t>
+      <w:t>2026-03-23</w:t>
       <w:br/>
       <w:br/>
     </w:r>

--- a/klagomål/A 13961-2026 FSC-klagomål.docx
+++ b/klagomål/A 13961-2026 FSC-klagomål.docx
@@ -713,7 +713,7 @@
     <w:r>
       <w:tab/>
       <w:tab/>
-      <w:t>2026-03-23</w:t>
+      <w:t>2026-03-24</w:t>
       <w:br/>
       <w:br/>
     </w:r>

--- a/klagomål/A 13961-2026 FSC-klagomål.docx
+++ b/klagomål/A 13961-2026 FSC-klagomål.docx
@@ -713,7 +713,7 @@
     <w:r>
       <w:tab/>
       <w:tab/>
-      <w:t>2026-03-24</w:t>
+      <w:t>2026-03-25</w:t>
       <w:br/>
       <w:br/>
     </w:r>

--- a/klagomål/A 13961-2026 FSC-klagomål.docx
+++ b/klagomål/A 13961-2026 FSC-klagomål.docx
@@ -713,7 +713,7 @@
     <w:r>
       <w:tab/>
       <w:tab/>
-      <w:t>2026-03-25</w:t>
+      <w:t>2026-03-26</w:t>
       <w:br/>
       <w:br/>
     </w:r>

--- a/klagomål/A 13961-2026 FSC-klagomål.docx
+++ b/klagomål/A 13961-2026 FSC-klagomål.docx
@@ -713,7 +713,7 @@
     <w:r>
       <w:tab/>
       <w:tab/>
-      <w:t>2026-03-26</w:t>
+      <w:t>2026-03-27</w:t>
       <w:br/>
       <w:br/>
     </w:r>

--- a/klagomål/A 13961-2026 FSC-klagomål.docx
+++ b/klagomål/A 13961-2026 FSC-klagomål.docx
@@ -713,7 +713,7 @@
     <w:r>
       <w:tab/>
       <w:tab/>
-      <w:t>2026-03-27</w:t>
+      <w:t>2026-03-28</w:t>
       <w:br/>
       <w:br/>
     </w:r>

--- a/klagomål/A 13961-2026 FSC-klagomål.docx
+++ b/klagomål/A 13961-2026 FSC-klagomål.docx
@@ -713,7 +713,7 @@
     <w:r>
       <w:tab/>
       <w:tab/>
-      <w:t>2026-03-28</w:t>
+      <w:t>2026-03-29</w:t>
       <w:br/>
       <w:br/>
     </w:r>

--- a/klagomål/A 13961-2026 FSC-klagomål.docx
+++ b/klagomål/A 13961-2026 FSC-klagomål.docx
@@ -713,7 +713,7 @@
     <w:r>
       <w:tab/>
       <w:tab/>
-      <w:t>2026-03-29</w:t>
+      <w:t>2026-03-30</w:t>
       <w:br/>
       <w:br/>
     </w:r>

--- a/klagomål/A 13961-2026 FSC-klagomål.docx
+++ b/klagomål/A 13961-2026 FSC-klagomål.docx
@@ -713,7 +713,7 @@
     <w:r>
       <w:tab/>
       <w:tab/>
-      <w:t>2026-03-30</w:t>
+      <w:t>2026-03-31</w:t>
       <w:br/>
       <w:br/>
     </w:r>

--- a/klagomål/A 13961-2026 FSC-klagomål.docx
+++ b/klagomål/A 13961-2026 FSC-klagomål.docx
@@ -713,7 +713,7 @@
     <w:r>
       <w:tab/>
       <w:tab/>
-      <w:t>2026-03-31</w:t>
+      <w:t>2026-04-01</w:t>
       <w:br/>
       <w:br/>
     </w:r>

--- a/klagomål/A 13961-2026 FSC-klagomål.docx
+++ b/klagomål/A 13961-2026 FSC-klagomål.docx
@@ -713,7 +713,7 @@
     <w:r>
       <w:tab/>
       <w:tab/>
-      <w:t>2026-04-01</w:t>
+      <w:t>2026-04-02</w:t>
       <w:br/>
       <w:br/>
     </w:r>

--- a/klagomål/A 13961-2026 FSC-klagomål.docx
+++ b/klagomål/A 13961-2026 FSC-klagomål.docx
@@ -713,7 +713,7 @@
     <w:r>
       <w:tab/>
       <w:tab/>
-      <w:t>2026-04-02</w:t>
+      <w:t>2026-04-03</w:t>
       <w:br/>
       <w:br/>
     </w:r>

--- a/klagomål/A 13961-2026 FSC-klagomål.docx
+++ b/klagomål/A 13961-2026 FSC-klagomål.docx
@@ -713,7 +713,7 @@
     <w:r>
       <w:tab/>
       <w:tab/>
-      <w:t>2026-04-03</w:t>
+      <w:t>2026-04-04</w:t>
       <w:br/>
       <w:br/>
     </w:r>

--- a/klagomål/A 13961-2026 FSC-klagomål.docx
+++ b/klagomål/A 13961-2026 FSC-klagomål.docx
@@ -713,7 +713,7 @@
     <w:r>
       <w:tab/>
       <w:tab/>
-      <w:t>2026-04-14</w:t>
+      <w:t>2026-04-15</w:t>
       <w:br/>
       <w:br/>
     </w:r>

--- a/klagomål/A 13961-2026 FSC-klagomål.docx
+++ b/klagomål/A 13961-2026 FSC-klagomål.docx
@@ -713,7 +713,7 @@
     <w:r>
       <w:tab/>
       <w:tab/>
-      <w:t>2026-04-15</w:t>
+      <w:t>2026-04-16</w:t>
       <w:br/>
       <w:br/>
     </w:r>

--- a/klagomål/A 13961-2026 FSC-klagomål.docx
+++ b/klagomål/A 13961-2026 FSC-klagomål.docx
@@ -713,7 +713,7 @@
     <w:r>
       <w:tab/>
       <w:tab/>
-      <w:t>2026-04-16</w:t>
+      <w:t>2026-04-17</w:t>
       <w:br/>
       <w:br/>
     </w:r>

--- a/klagomål/A 13961-2026 FSC-klagomål.docx
+++ b/klagomål/A 13961-2026 FSC-klagomål.docx
@@ -713,7 +713,7 @@
     <w:r>
       <w:tab/>
       <w:tab/>
-      <w:t>2026-04-17</w:t>
+      <w:t>2026-04-18</w:t>
       <w:br/>
       <w:br/>
     </w:r>

--- a/klagomål/A 13961-2026 FSC-klagomål.docx
+++ b/klagomål/A 13961-2026 FSC-klagomål.docx
@@ -713,7 +713,7 @@
     <w:r>
       <w:tab/>
       <w:tab/>
-      <w:t>2026-04-18</w:t>
+      <w:t>2026-04-19</w:t>
       <w:br/>
       <w:br/>
     </w:r>

--- a/klagomål/A 13961-2026 FSC-klagomål.docx
+++ b/klagomål/A 13961-2026 FSC-klagomål.docx
@@ -713,7 +713,7 @@
     <w:r>
       <w:tab/>
       <w:tab/>
-      <w:t>2026-04-19</w:t>
+      <w:t>2026-04-20</w:t>
       <w:br/>
       <w:br/>
     </w:r>

--- a/klagomål/A 13961-2026 FSC-klagomål.docx
+++ b/klagomål/A 13961-2026 FSC-klagomål.docx
@@ -713,7 +713,7 @@
     <w:r>
       <w:tab/>
       <w:tab/>
-      <w:t>2026-04-20</w:t>
+      <w:t>2026-04-21</w:t>
       <w:br/>
       <w:br/>
     </w:r>

--- a/klagomål/A 13961-2026 FSC-klagomål.docx
+++ b/klagomål/A 13961-2026 FSC-klagomål.docx
@@ -713,7 +713,7 @@
     <w:r>
       <w:tab/>
       <w:tab/>
-      <w:t>2026-04-21</w:t>
+      <w:t>2026-04-22</w:t>
       <w:br/>
       <w:br/>
     </w:r>

--- a/klagomål/A 13961-2026 FSC-klagomål.docx
+++ b/klagomål/A 13961-2026 FSC-klagomål.docx
@@ -713,7 +713,7 @@
     <w:r>
       <w:tab/>
       <w:tab/>
-      <w:t>2026-04-22</w:t>
+      <w:t>2026-04-23</w:t>
       <w:br/>
       <w:br/>
     </w:r>

--- a/klagomål/A 13961-2026 FSC-klagomål.docx
+++ b/klagomål/A 13961-2026 FSC-klagomål.docx
@@ -713,7 +713,7 @@
     <w:r>
       <w:tab/>
       <w:tab/>
-      <w:t>2026-04-23</w:t>
+      <w:t>2026-04-24</w:t>
       <w:br/>
       <w:br/>
     </w:r>

--- a/klagomål/A 13961-2026 FSC-klagomål.docx
+++ b/klagomål/A 13961-2026 FSC-klagomål.docx
@@ -713,7 +713,7 @@
     <w:r>
       <w:tab/>
       <w:tab/>
-      <w:t>2026-04-24</w:t>
+      <w:t>2026-04-25</w:t>
       <w:br/>
       <w:br/>
     </w:r>

--- a/klagomål/A 13961-2026 FSC-klagomål.docx
+++ b/klagomål/A 13961-2026 FSC-klagomål.docx
@@ -713,7 +713,7 @@
     <w:r>
       <w:tab/>
       <w:tab/>
-      <w:t>2026-04-25</w:t>
+      <w:t>2026-04-26</w:t>
       <w:br/>
       <w:br/>
     </w:r>

--- a/klagomål/A 13961-2026 FSC-klagomål.docx
+++ b/klagomål/A 13961-2026 FSC-klagomål.docx
@@ -713,7 +713,7 @@
     <w:r>
       <w:tab/>
       <w:tab/>
-      <w:t>2026-04-26</w:t>
+      <w:t>2026-04-27</w:t>
       <w:br/>
       <w:br/>
     </w:r>

--- a/klagomål/A 13961-2026 FSC-klagomål.docx
+++ b/klagomål/A 13961-2026 FSC-klagomål.docx
@@ -713,7 +713,7 @@
     <w:r>
       <w:tab/>
       <w:tab/>
-      <w:t>2026-04-27</w:t>
+      <w:t>2026-04-28</w:t>
       <w:br/>
       <w:br/>
     </w:r>

--- a/klagomål/A 13961-2026 FSC-klagomål.docx
+++ b/klagomål/A 13961-2026 FSC-klagomål.docx
@@ -713,7 +713,7 @@
     <w:r>
       <w:tab/>
       <w:tab/>
-      <w:t>2026-04-28</w:t>
+      <w:t>2026-04-29</w:t>
       <w:br/>
       <w:br/>
     </w:r>

--- a/klagomål/A 13961-2026 FSC-klagomål.docx
+++ b/klagomål/A 13961-2026 FSC-klagomål.docx
@@ -713,7 +713,7 @@
     <w:r>
       <w:tab/>
       <w:tab/>
-      <w:t>2026-04-29</w:t>
+      <w:t>2026-04-30</w:t>
       <w:br/>
       <w:br/>
     </w:r>

--- a/klagomål/A 13961-2026 FSC-klagomål.docx
+++ b/klagomål/A 13961-2026 FSC-klagomål.docx
@@ -713,7 +713,7 @@
     <w:r>
       <w:tab/>
       <w:tab/>
-      <w:t>2026-04-30</w:t>
+      <w:t>2026-05-01</w:t>
       <w:br/>
       <w:br/>
     </w:r>

--- a/klagomål/A 13961-2026 FSC-klagomål.docx
+++ b/klagomål/A 13961-2026 FSC-klagomål.docx
@@ -713,7 +713,7 @@
     <w:r>
       <w:tab/>
       <w:tab/>
-      <w:t>2026-05-01</w:t>
+      <w:t>2026-05-02</w:t>
       <w:br/>
       <w:br/>
     </w:r>

--- a/klagomål/A 13961-2026 FSC-klagomål.docx
+++ b/klagomål/A 13961-2026 FSC-klagomål.docx
@@ -713,7 +713,7 @@
     <w:r>
       <w:tab/>
       <w:tab/>
-      <w:t>2026-05-02</w:t>
+      <w:t>2026-05-03</w:t>
       <w:br/>
       <w:br/>
     </w:r>

--- a/klagomål/A 13961-2026 FSC-klagomål.docx
+++ b/klagomål/A 13961-2026 FSC-klagomål.docx
@@ -713,7 +713,7 @@
     <w:r>
       <w:tab/>
       <w:tab/>
-      <w:t>2026-05-03</w:t>
+      <w:t>2026-05-04</w:t>
       <w:br/>
       <w:br/>
     </w:r>

--- a/klagomål/A 13961-2026 FSC-klagomål.docx
+++ b/klagomål/A 13961-2026 FSC-klagomål.docx
@@ -713,7 +713,7 @@
     <w:r>
       <w:tab/>
       <w:tab/>
-      <w:t>2026-05-04</w:t>
+      <w:t>2026-05-05</w:t>
       <w:br/>
       <w:br/>
     </w:r>

--- a/klagomål/A 13961-2026 FSC-klagomål.docx
+++ b/klagomål/A 13961-2026 FSC-klagomål.docx
@@ -713,7 +713,7 @@
     <w:r>
       <w:tab/>
       <w:tab/>
-      <w:t>2026-05-05</w:t>
+      <w:t>2026-05-06</w:t>
       <w:br/>
       <w:br/>
     </w:r>

--- a/klagomål/A 13961-2026 FSC-klagomål.docx
+++ b/klagomål/A 13961-2026 FSC-klagomål.docx
@@ -713,7 +713,7 @@
     <w:r>
       <w:tab/>
       <w:tab/>
-      <w:t>2026-05-06</w:t>
+      <w:t>2026-05-07</w:t>
       <w:br/>
       <w:br/>
     </w:r>

--- a/klagomål/A 13961-2026 FSC-klagomål.docx
+++ b/klagomål/A 13961-2026 FSC-klagomål.docx
@@ -713,7 +713,7 @@
     <w:r>
       <w:tab/>
       <w:tab/>
-      <w:t>2026-05-07</w:t>
+      <w:t>2026-05-08</w:t>
       <w:br/>
       <w:br/>
     </w:r>

--- a/klagomål/A 13961-2026 FSC-klagomål.docx
+++ b/klagomål/A 13961-2026 FSC-klagomål.docx
@@ -713,7 +713,7 @@
     <w:r>
       <w:tab/>
       <w:tab/>
-      <w:t>2026-05-08</w:t>
+      <w:t>2026-05-09</w:t>
       <w:br/>
       <w:br/>
     </w:r>

--- a/klagomål/A 13961-2026 FSC-klagomål.docx
+++ b/klagomål/A 13961-2026 FSC-klagomål.docx
@@ -713,7 +713,7 @@
     <w:r>
       <w:tab/>
       <w:tab/>
-      <w:t>2026-05-09</w:t>
+      <w:t>2026-05-10</w:t>
       <w:br/>
       <w:br/>
     </w:r>

--- a/klagomål/A 13961-2026 FSC-klagomål.docx
+++ b/klagomål/A 13961-2026 FSC-klagomål.docx
@@ -713,7 +713,7 @@
     <w:r>
       <w:tab/>
       <w:tab/>
-      <w:t>2026-05-10</w:t>
+      <w:t>2026-05-11</w:t>
       <w:br/>
       <w:br/>
     </w:r>

--- a/klagomål/A 13961-2026 FSC-klagomål.docx
+++ b/klagomål/A 13961-2026 FSC-klagomål.docx
@@ -713,7 +713,7 @@
     <w:r>
       <w:tab/>
       <w:tab/>
-      <w:t>2026-05-11</w:t>
+      <w:t>2026-05-12</w:t>
       <w:br/>
       <w:br/>
     </w:r>

--- a/klagomål/A 13961-2026 FSC-klagomål.docx
+++ b/klagomål/A 13961-2026 FSC-klagomål.docx
@@ -713,7 +713,7 @@
     <w:r>
       <w:tab/>
       <w:tab/>
-      <w:t>2026-05-12</w:t>
+      <w:t>2026-05-13</w:t>
       <w:br/>
       <w:br/>
     </w:r>

--- a/klagomål/A 13961-2026 FSC-klagomål.docx
+++ b/klagomål/A 13961-2026 FSC-klagomål.docx
@@ -713,7 +713,7 @@
     <w:r>
       <w:tab/>
       <w:tab/>
-      <w:t>2026-05-13</w:t>
+      <w:t>2026-05-16</w:t>
       <w:br/>
       <w:br/>
     </w:r>

--- a/klagomål/A 13961-2026 FSC-klagomål.docx
+++ b/klagomål/A 13961-2026 FSC-klagomål.docx
@@ -713,7 +713,7 @@
     <w:r>
       <w:tab/>
       <w:tab/>
-      <w:t>2026-06-15</w:t>
+      <w:t>2026-06-16</w:t>
       <w:br/>
       <w:br/>
     </w:r>

--- a/klagomål/A 13961-2026 FSC-klagomål.docx
+++ b/klagomål/A 13961-2026 FSC-klagomål.docx
@@ -713,7 +713,7 @@
     <w:r>
       <w:tab/>
       <w:tab/>
-      <w:t>2026-06-16</w:t>
+      <w:t>2026-06-17</w:t>
       <w:br/>
       <w:br/>
     </w:r>

--- a/klagomål/A 13961-2026 FSC-klagomål.docx
+++ b/klagomål/A 13961-2026 FSC-klagomål.docx
@@ -1,6 +1,6 @@
 
 <file path=word/document.xml><?xml version="1.0" encoding="utf-8"?>
-<w:document xmlns:wpc="http://schemas.microsoft.com/office/word/2010/wordprocessingCanvas" xmlns:cx="http://schemas.microsoft.com/office/drawing/2014/chartex" xmlns:cx1="http://schemas.microsoft.com/office/drawing/2015/9/8/chartex" xmlns:cx2="http://schemas.microsoft.com/office/drawing/2015/10/21/chartex" xmlns:cx3="http://schemas.microsoft.com/office/drawing/2016/5/9/chartex" xmlns:cx4="http://schemas.microsoft.com/office/drawing/2016/5/10/chartex" xmlns:cx5="http://schemas.microsoft.com/office/drawing/2016/5/11/chartex" xmlns:cx6="http://schemas.microsoft.com/office/drawing/2016/5/12/chartex" xmlns:cx7="http://schemas.microsoft.com/office/drawing/2016/5/13/chartex" xmlns:cx8="http://schemas.microsoft.com/office/drawing/2016/5/14/chartex" xmlns:mc="http://schemas.openxmlformats.org/markup-compatibility/2006" xmlns:aink="http://schemas.microsoft.com/office/drawing/2016/ink" xmlns:am3d="http://schemas.microsoft.com/office/drawing/2017/model3d" xmlns:o="urn:schemas-microsoft-com:office:office" xmlns:oel="http://schemas.microsoft.com/office/2019/extlst" xmlns:r="http://schemas.openxmlformats.org/officeDocument/2006/relationships" xmlns:m="http://schemas.openxmlformats.org/officeDocument/2006/math" xmlns:v="urn:schemas-microsoft-com:vml" xmlns:wp14="http://schemas.microsoft.com/office/word/2010/wordprocessingDrawing" xmlns:wp="http://schemas.openxmlformats.org/drawingml/2006/wordprocessingDrawing" xmlns:w10="urn:schemas-microsoft-com:office:word" xmlns:w="http://schemas.openxmlformats.org/wordprocessingml/2006/main" xmlns:w14="http://schemas.microsoft.com/office/word/2010/wordml" xmlns:w15="http://schemas.microsoft.com/office/word/2012/wordml" xmlns:w16cex="http://schemas.microsoft.com/office/word/2018/wordml/cex" xmlns:w16cid="http://schemas.microsoft.com/office/word/2016/wordml/cid" xmlns:w16="http://schemas.microsoft.com/office/word/2018/wordml" xmlns:w16sdtdh="http://schemas.microsoft.com/office/word/2020/wordml/sdtdatahash" xmlns:w16se="http://schemas.microsoft.com/office/word/2015/wordml/symex" xmlns:wpg="http://schemas.microsoft.com/office/word/2010/wordprocessingGroup" xmlns:wpi="http://schemas.microsoft.com/office/word/2010/wordprocessingInk" xmlns:wne="http://schemas.microsoft.com/office/word/2006/wordml" xmlns:wps="http://schemas.microsoft.com/office/word/2010/wordprocessingShape" mc:Ignorable="w14 w15 w16se w16cid w16 w16cex w16sdtdh wp14">
+<w:document xmlns:wpc="http://schemas.microsoft.com/office/word/2010/wordprocessingCanvas" xmlns:cx="http://schemas.microsoft.com/office/drawing/2014/chartex" xmlns:cx1="http://schemas.microsoft.com/office/drawing/2015/9/8/chartex" xmlns:cx2="http://schemas.microsoft.com/office/drawing/2015/10/21/chartex" xmlns:cx3="http://schemas.microsoft.com/office/drawing/2016/5/9/chartex" xmlns:cx4="http://schemas.microsoft.com/office/drawing/2016/5/10/chartex" xmlns:cx5="http://schemas.microsoft.com/office/drawing/2016/5/11/chartex" xmlns:cx6="http://schemas.microsoft.com/office/drawing/2016/5/12/chartex" xmlns:cx7="http://schemas.microsoft.com/office/drawing/2016/5/13/chartex" xmlns:cx8="http://schemas.microsoft.com/office/drawing/2016/5/14/chartex" xmlns:mc="http://schemas.openxmlformats.org/markup-compatibility/2006" xmlns:aink="http://schemas.microsoft.com/office/drawing/2016/ink" xmlns:am3d="http://schemas.microsoft.com/office/drawing/2017/model3d" xmlns:o="urn:schemas-microsoft-com:office:office" xmlns:oel="http://schemas.microsoft.com/office/2019/extlst" xmlns:r="http://schemas.openxmlformats.org/officeDocument/2006/relationships" xmlns:m="http://schemas.openxmlformats.org/officeDocument/2006/math" xmlns:v="urn:schemas-microsoft-com:vml" xmlns:wp14="http://schemas.microsoft.com/office/word/2010/wordprocessingDrawing" xmlns:wp="http://schemas.openxmlformats.org/drawingml/2006/wordprocessingDrawing" xmlns:w10="urn:schemas-microsoft-com:office:word" xmlns:w="http://schemas.openxmlformats.org/wordprocessingml/2006/main" xmlns:w14="http://schemas.microsoft.com/office/word/2010/wordml" xmlns:w15="http://schemas.microsoft.com/office/word/2012/wordml" xmlns:w16cex="http://schemas.microsoft.com/office/word/2018/wordml/cex" xmlns:w16cid="http://schemas.microsoft.com/office/word/2016/wordml/cid" xmlns:w16="http://schemas.microsoft.com/office/word/2018/wordml" xmlns:w16du="http://schemas.microsoft.com/office/word/2023/wordml/word16du" xmlns:w16sdtdh="http://schemas.microsoft.com/office/word/2020/wordml/sdtdatahash" xmlns:w16sdtfl="http://schemas.microsoft.com/office/word/2024/wordml/sdtformatlock" xmlns:w16se="http://schemas.microsoft.com/office/word/2015/wordml/symex" xmlns:wpg="http://schemas.microsoft.com/office/word/2010/wordprocessingGroup" xmlns:wpi="http://schemas.microsoft.com/office/word/2010/wordprocessingInk" xmlns:wne="http://schemas.microsoft.com/office/word/2006/wordml" xmlns:wps="http://schemas.microsoft.com/office/word/2010/wordprocessingShape" mc:Ignorable="w14 w15 w16se w16cid w16 w16cex w16sdtdh w16sdtfl w16du wp14">
   <w:body>
     <w:p>
       <w:r>
@@ -168,12 +168,12 @@
     </w:p>
     <w:p>
       <w:r>
-        <w:t>Detta dokument behandlar höga naturvärden i avverkningsanmälan A 13961-2026 i Falu kommun. Denna avverkningsanmälan inkom 2026-03-17 13:37:24 och omfattar 18,7 ha.</w:t>
+        <w:t>Detta dokument behandlar höga naturvärden i avverkningsanmälan A 13961-2026 i Falu kommun som inkom 2026-03-17 och omfattar 18,7 ha.</w:t>
       </w:r>
     </w:p>
     <w:p>
       <w:r>
-        <w:t>Nedan presenteras fynd av naturvårdsarter och fridlysta arter som gjorts i det avverkningsanmälda området, samt relevanta utdrag ur standarderna för FSC, Chain of Custody, Controlled Wood och PEFC.</w:t>
+        <w:t>Nedan presenteras fynd av naturvårdsarter och fridlysta arter som gjorts i det avverkningsanmälda området, samt relevanta utdrag ur standarderna för FSC, Chain of Custody, Controlled Wood och PEFC. I BILAGA 1 finns artfakta om fridlysta arter.</w:t>
       </w:r>
     </w:p>
     <w:p>
@@ -191,12 +191,15 @@
     </w:p>
     <w:p>
       <w:r>
-        <w:t>I avverkningsanmälan har följande 2 naturvårdsarter hittats: bronshjon (S) och plattlummer (S, §9). Arter som är signalarter enligt Skogsstyrelsen har markerats med (S). För fridlysta arter anges även paragrafen i Artskyddsförordningen som arten är fridlyst enligt.</w:t>
+        <w:t>I och inom 23 meter från avverkningsanmälan har följande 8 naturvårdsarter hittats: garnlav (VU, T), dropptaggsvamp (NT, T), motaggsvamp (NT, T), tallriska (NT), bronshjon (S, T), plattlummer (S, T, §9), vågbandad barkbock (S) och spillkråka (T, §4). Av dessa är 4 rödlistade. För rödlistade arter har rödlistekategorin angivits inom parentes. Arter som är signalarter enligt Skogsstyrelsen har markerats med (S). Typiska arter inom Natura 2000 som är kopplade till skogsekosystem har markerats med (T). För fridlysta arter anges även paragrafen i Artskyddsförordningen som arten är fridlyst enligt.</w:t>
       </w:r>
     </w:p>
     <w:p>
       <w:r>
-        <w:t>De påträffade naturvårdsarterna är ett tydligt kvitto på att detta rör sig om en skog med höga naturvärden. I Figur 1 visas en karta över det avverkningsanmälda området, där samtliga fyndplatser för naturvårdsarter som finns registrerade på Artportalen har markerats.</w:t>
+        <w:t>De påträffade naturvårdsarterna är ett tydligt kvitto på att det rör sig om en skog med höga naturvärden.</w:t>
+      </w:r>
+      <w:r>
+        <w:t xml:space="preserve"> I Figur 1 visas fyndplatser för naturvårdsarter i området, som finns registrerade på Artportalen.</w:t>
       </w:r>
     </w:p>
     <w:p>
@@ -206,7 +209,7 @@
       <w:r>
         <w:drawing>
           <wp:inline xmlns:a="http://schemas.openxmlformats.org/drawingml/2006/main" xmlns:pic="http://schemas.openxmlformats.org/drawingml/2006/picture">
-            <wp:extent cx="5486400" cy="3773521"/>
+            <wp:extent cx="5486400" cy="4992435"/>
             <wp:docPr id="1" name="Picture 1"/>
             <wp:cNvGraphicFramePr>
               <a:graphicFrameLocks noChangeAspect="1"/>
@@ -227,7 +230,7 @@
                   <pic:spPr>
                     <a:xfrm>
                       <a:off x="0" y="0"/>
-                      <a:ext cx="5486400" cy="3773521"/>
+                      <a:ext cx="5486400" cy="4992435"/>
                     </a:xfrm>
                     <a:prstGeom prst="rect"/>
                   </pic:spPr>
@@ -241,9 +244,108 @@
     <w:p>
       <w:pPr>
         <w:pStyle w:val="Caption"/>
+        <w:spacing w:after="240"/>
       </w:pPr>
       <w:r>
-        <w:t>Figur 1. Fyndplatser för naturvårdsarter i det avverkningsanmälda området (röd linje). Markörer utan svart kant är placerade på fyndplatsen. Markörer med svart kant är placerade vid sidan av fyndplatsen och har ett svart streck som visar fyndplatsens exakta position. Kartans mittpunktskoordinat är N 6748350, E 533399 i SWEREF 99 TM.</w:t>
+        <w:t>Figur 1. Fyndplatser för naturvårdsarter i och inom 23 meter från avverkningsanmälan (röd linje). Markörer utan svart kant är placerade på fyndplatsen. Markörer med svart kant är placerade vid sidan av fyndplatsen och har ett svart streck som visar fyndplatsens exakta position. Kartans mittpunktskoordinat är N 6748350, E 533399 i SWEREF 99 TM.</w:t>
+      </w:r>
+    </w:p>
+    <w:p>
+      <w:pPr>
+        <w:pStyle w:val="Heading2"/>
+      </w:pPr>
+      <w:r>
+        <w:t>Fridlysta arter</w:t>
+      </w:r>
+    </w:p>
+    <w:p>
+      <w:r>
+        <w:t>Följande fridlysta arter har sina livsmiljöer och växtplatser i den avverkningsanmälda skogen: plattlummer (S, T, §9) och spillkråka (T, §4).</w:t>
+      </w:r>
+    </w:p>
+    <w:p>
+      <w:r>
+        <w:t xml:space="preserve">Observera att medlemsländerna är skyldiga att agera i enlighet med EU:s fågeldirektiv där det uttryckligen står att direktivet gäller för fåglar samt för deras ägg, bon och </w:t>
+      </w:r>
+      <w:r>
+        <w:rPr>
+          <w:b/>
+        </w:rPr>
+        <w:t xml:space="preserve">livsmiljöer </w:t>
+      </w:r>
+      <w:r>
+        <w:t>(artikel 1). Vidare att de åtgärder som vidtas inte får leda till en försämring av den nuvarande situationen beträffande bevarandet av de fågelarter som avses i artikel 1 (artikel 13). Fågeldirektivet är styrande för tillsynsansvariga myndigheters ärendehantering, ställningstaganden och beslutsfattande.</w:t>
+      </w:r>
+    </w:p>
+    <w:p>
+      <w:r>
+        <w:rPr>
+          <w:b/>
+        </w:rPr>
+        <w:t>Plattlummer (§9)</w:t>
+      </w:r>
+      <w:r>
+        <w:t xml:space="preserve"> växer främst i ljusöppna sandtallskogar eller annan gles, torr och brandpräglad hedbarrskog. Den är mest frekvent i olika typer av naturskogar och kontinuitetsskogar och missgynnas markant av slutavverkning och maskinell markberedning. Söder ut i landet förekommer de närstående arterna cypresslummer (VU, §8) och mellanlummer (VU, §9), vilka båda omfattas av EU:s art- och habitatdirektiv. Plattlummer är typisk art för </w:t>
+      </w:r>
+      <w:r>
+        <w:rPr>
+          <w:i/>
+        </w:rPr>
+        <w:t xml:space="preserve">9010 Taiga </w:t>
+      </w:r>
+      <w:r>
+        <w:t>och</w:t>
+      </w:r>
+      <w:r>
+        <w:rPr>
+          <w:i/>
+        </w:rPr>
+        <w:t xml:space="preserve"> 2320 Rissandhedar </w:t>
+      </w:r>
+      <w:r>
+        <w:t>(Nitare &amp; Skogsstyrelsen, 2019; SLU Artdatabanken, 2025).</w:t>
+      </w:r>
+    </w:p>
+    <w:p>
+      <w:r>
+        <w:rPr>
+          <w:b/>
+        </w:rPr>
+        <w:t>Spillkråka (§4)</w:t>
+      </w:r>
+      <w:r>
+        <w:t xml:space="preserve"> omfattas av bilaga 1 i EU:s fågeldirektiv och är typisk art för </w:t>
+      </w:r>
+      <w:r>
+        <w:rPr>
+          <w:i/>
+        </w:rPr>
+        <w:t xml:space="preserve">9010 Taiga </w:t>
+      </w:r>
+      <w:r>
+        <w:t>och</w:t>
+      </w:r>
+      <w:r>
+        <w:rPr>
+          <w:i/>
+        </w:rPr>
+        <w:t xml:space="preserve"> 9740 Skogsbevuxen myr</w:t>
+      </w:r>
+      <w:r>
+        <w:t>. Den behöver grova träd, främst tall, asp och bok som boträd. Skogsbruk med korta omloppstider och täta, homogena ungskogar utgör det största hotet. Spillkråka är en nyckelart i skogliga miljöer vars övergivna bohål utnyttjas av flera andra hålhäckande fågelarter och fladdermöss, däribland pärluggla (EN, §4), knipa (§4), salskrake (§4) och skogsduva (§4). Hökuggla (VU, §4) och slaguggla (§4) häckar ofta i högstubbar som brutits av i höjd med ett gammalt spillkråkebo (SLU Artdatabanken, 2026; Skogsstyrelsen, 2016).</w:t>
+      </w:r>
+    </w:p>
+    <w:p>
+      <w:r>
+        <w:t>I BILAGA 1 finns mer detaljerad information om ekologi samt krav på livsmiljö hos fridlysta arter.</w:t>
+      </w:r>
+    </w:p>
+    <w:p>
+      <w:pPr>
+        <w:pStyle w:val="Heading2"/>
+      </w:pPr>
+      <w:r>
+        <w:t>Övriga naturvårdsarter</w:t>
       </w:r>
     </w:p>
     <w:p>
@@ -264,6 +366,97 @@
       </w:r>
       <w:r>
         <w:t xml:space="preserve"> (SLU Artdatabanken, 2025).</w:t>
+      </w:r>
+    </w:p>
+    <w:p>
+      <w:r>
+        <w:rPr>
+          <w:b/>
+        </w:rPr>
+        <w:t>Dropptaggsvamp (NT)</w:t>
+      </w:r>
+      <w:r>
+        <w:t xml:space="preserve"> bildar mykorrhiza med tall, främst i barrskog med trädkontinuitet, i magra, torra och ljusöppna lavtallskogar och i barrblandskogar med friskmossor och lingon i fältskiktet. Den totala populationen i landet har minskat och bedöms fortsätta minska till följd av slutavverkningar av tallskog. Det är högst oklart om arten långsiktigt kan etablera och reproducera sig i skogsbestånd som brukas med trakthyggesmetoder, markberedning, gödsling eller föryngring med förädlat plantmaterial. Uppfyller kriterierna för att bli rödlistad på grund av ny kunskap som visar att en större andel av populationen än tidigare bedömt är knuten till kontinuitetsbarrskog. Minskningstakten för den svenska populationen bedöms vara nära gränsvärdet för Sårbar (VU). Dropptaggsvamp är typisk art för </w:t>
+      </w:r>
+      <w:r>
+        <w:rPr>
+          <w:i/>
+        </w:rPr>
+        <w:t xml:space="preserve">9010 Taiga </w:t>
+      </w:r>
+      <w:r>
+        <w:t>(SLU Artdatabanken, 2026).</w:t>
+      </w:r>
+    </w:p>
+    <w:p>
+      <w:r>
+        <w:rPr>
+          <w:b/>
+        </w:rPr>
+        <w:t>Garnlav (VU)</w:t>
+      </w:r>
+      <w:r>
+        <w:t xml:space="preserve"> är en utpräglad barrskogsart som ibland kan drapera träden i norrländska grannaturskogar med hög luftfuktighet. Den förekommer även i talldominerade bestånd där den, förutom i trädens grenverk, påträffas hängande över ojämnheter i tallbarken. Arten har minskat starkt i södra och mellersta Sverige och den minskar även i sitt nordliga utbredningsområde. Minskningstakten uppgår till 30 (20–50) % inom 50 år och överstiger gränsvärdet för Sårbar (VU). Orsaken till tillbakagången beror främst på slutavverkningar av naturskogsartade skogar. Bestånd med riklig förekomst bör regelmässigt sparas, vilket även gynnar flera andra sällsynta och rödlistade arter. Garnlav är värdväxt för den mycket sällsynta och akut hotade fjärilen barrskogslavfly (CR) som hör hemma i boreala barrskogar med riklig förekomst av värdväxten. Tidigare kunde arten konstateras årligen på flera platser vid Dala-Floda i Dalarna innan lokalerna kalavverkades. Senaste fyndet i landet av barrskogslavfly är från år 2000 då den påträffades vid Högberget i Sollefteå kommun. Garnlav är typisk art för </w:t>
+      </w:r>
+      <w:r>
+        <w:rPr>
+          <w:i/>
+        </w:rPr>
+        <w:t xml:space="preserve">9010 Taiga </w:t>
+      </w:r>
+      <w:r>
+        <w:t>och</w:t>
+      </w:r>
+      <w:r>
+        <w:rPr>
+          <w:i/>
+        </w:rPr>
+        <w:t xml:space="preserve"> 9070 Trädklädd betesmark</w:t>
+      </w:r>
+      <w:r>
+        <w:t xml:space="preserve"> (SLU Artdatabanken, 2026).</w:t>
+      </w:r>
+    </w:p>
+    <w:p>
+      <w:r>
+        <w:rPr>
+          <w:b/>
+        </w:rPr>
+        <w:t xml:space="preserve">Motaggsvamp (NT) </w:t>
+      </w:r>
+      <w:r>
+        <w:t xml:space="preserve">bildar mykorrhiza med tall i tallskog och hittas huvudsakligen i äldre, glesare skogsbestånd och hällmarksimpediment. Arten hotas främst av skogsavverkning och tycks försvinna efter slutavverkning, markberedning och plantering. Motaggsvamp är typisk art för </w:t>
+      </w:r>
+      <w:r>
+        <w:rPr>
+          <w:i/>
+        </w:rPr>
+        <w:t>9010 Taiga</w:t>
+      </w:r>
+      <w:r>
+        <w:t xml:space="preserve"> (SLU Artdatabanken, 2024).</w:t>
+      </w:r>
+    </w:p>
+    <w:p>
+      <w:r>
+        <w:rPr>
+          <w:b/>
+        </w:rPr>
+        <w:t>Tallriska (NT)</w:t>
+      </w:r>
+      <w:r>
+        <w:t xml:space="preserve"> bildar mykorrhiza med tall och växer i äldre, mager och torr tallskog med lång trädkontinuitet, såsom tallhedar och sandtallskogar. Arten hotas huvudsakligen av avverkning av äldre tallskogar och på kända lokaler bör slutavverkning, markberedning och gödsling undvikas (SLU Artdatabanken, 2024).</w:t>
+      </w:r>
+    </w:p>
+    <w:p>
+      <w:r>
+        <w:rPr>
+          <w:b/>
+        </w:rPr>
+        <w:t xml:space="preserve">Vågbandad barkbock </w:t>
+      </w:r>
+      <w:r>
+        <w:t>är en långhorning vars larvutveckling sker under bark på nyligen döda stående barrträd, främst gran, mer undantagsvis på tall. Främst i stående träd, särskilt gamla, långsamvuxna granar med grov bark, även i grövre grenar, stubbar eller vindfällen. Arten är starkt knuten till naturskogsliknande granskogar, och gynnas av extrema torrsomrar som försvagar träden. Arten påverkas negativt av brist på kontinuitetsskog och en minskning av populationen pågår eller förväntas ske (SLU Artdatabanken, 2025).</w:t>
       </w:r>
     </w:p>
     <w:p>
@@ -271,12 +464,15 @@
         <w:pStyle w:val="Heading1"/>
       </w:pPr>
       <w:r>
-        <w:t>Fridlysta arter</w:t>
+        <w:t>Certifiering</w:t>
       </w:r>
     </w:p>
     <w:p>
-      <w:r>
-        <w:t>Följande fridlysta arter har sina livsmiljöer och växtplatser i den avverkningsanmälda skogen: plattlummer (S, §9).</w:t>
+      <w:pPr>
+        <w:pStyle w:val="Heading2"/>
+      </w:pPr>
+      <w:r>
+        <w:t>Ur FSC-standarden</w:t>
       </w:r>
     </w:p>
     <w:p>
@@ -284,28 +480,245 @@
         <w:rPr>
           <w:b/>
         </w:rPr>
-        <w:t>Plattlummer (§9)</w:t>
-      </w:r>
-      <w:r>
-        <w:t xml:space="preserve"> växer främst i ljusöppna sandtallskogar eller annan gles, torr och brandpräglad hedbarrskog. Den är mest frekvent i olika typer av naturskogar och kontinuitetsskogar och missgynnas markant av slutavverkning och maskinell markberedning. Söder ut i landet förekommer de närstående arterna cypresslummer (VU, §8) och mellanlummer (VU, §9), vilka båda omfattas av EU:s art- och habitatdirektiv. Plattlummer är typisk art för </w:t>
+        <w:t xml:space="preserve">PRINCIP 1: LAGEFTERLEVNAD: </w:t>
+      </w:r>
+      <w:r>
+        <w:t>Certifikatsinnehavaren ska följa alla tillämpliga lagar, förordningar och nationellt ratificerade internationella avtal, konventioner och överenskommelser.</w:t>
+      </w:r>
+    </w:p>
+    <w:p>
+      <w:r>
+        <w:rPr>
+          <w:b/>
+        </w:rPr>
+        <w:t xml:space="preserve">1.3.1 </w:t>
+      </w:r>
+      <w:r>
+        <w:t>Tillämpliga lagar och föreskrifter för brukandet av skogen följs.</w:t>
+      </w:r>
+    </w:p>
+    <w:p>
+      <w:pPr>
+        <w:pStyle w:val="ListBullet"/>
+      </w:pPr>
+      <w:r>
+        <w:rPr>
+          <w:b/>
+          <w:i/>
+        </w:rPr>
+        <w:t xml:space="preserve">Kommentar: </w:t>
+      </w:r>
+      <w:r>
+        <w:t>I den avverkningsanmälda skogen har fridlysta arter sina livsmiljöer och växtplatser. Att skada de fridlysta arternas livsmiljöer, växtplatser eller ekologiska funktion är inte tillåtet enligt artskyddsförordningen.</w:t>
       </w:r>
       <w:r>
         <w:rPr>
           <w:i/>
         </w:rPr>
-        <w:t xml:space="preserve">9010 Taiga </w:t>
-      </w:r>
-      <w:r>
-        <w:t>och</w:t>
+        <w:t xml:space="preserve"> EU:s medlemsländer och skogsbolag är skyldiga att agera i enlighet med EU:s fågeldirektiv där det uttryckligen står att direktivet gäller för fåglar samt för deras ägg, bon och </w:t>
+      </w:r>
+      <w:r>
+        <w:rPr>
+          <w:b/>
+          <w:i/>
+        </w:rPr>
+        <w:t xml:space="preserve">livsmiljöer </w:t>
+      </w:r>
+      <w:r>
+        <w:t>(artikel 1). Vidare att de åtgärder som vidtas inte får leda till en försämring av den nuvarande situationen beträffande bevarandet av de fågelarter som avses i artikel 1 (artikel 13).</w:t>
+      </w:r>
+    </w:p>
+    <w:p>
+      <w:r>
+        <w:rPr>
+          <w:b/>
+        </w:rPr>
+        <w:t xml:space="preserve">6.4 </w:t>
+      </w:r>
+      <w:r>
+        <w:t>Certifikatsinnehavaren ska skydda sällsynta arter och hotade arter samt deras livsmiljöer inom skogsbruksenheten. Det ska ske genom avsättningar, andra skyddade områden och genom att skapa konnektivitet och/eller genom andra direkta åtgärder som gynnar dessa arters överlevnad och livskraft. Åtgärderna ska stå i förhållande till brukandets skala, intensitet och risk, samt till sällsynta och hotade arters bevarandestatus och ekologiska krav. Certifikatsinnehavaren ska beakta den geografiska spridningen och ekologiska krav hos sällsynta och hotade arter utanför skogsbruksenhetens gränser när beslut om åtgärder inom skogsbruksenheten ska fattas.</w:t>
+      </w:r>
+    </w:p>
+    <w:p>
+      <w:r>
+        <w:rPr>
+          <w:b/>
+        </w:rPr>
+        <w:t xml:space="preserve">6.4.3 </w:t>
+      </w:r>
+      <w:r>
+        <w:t>Bevarandeåtgärder genomförs för de kända förekomster av rödlistade arter som påverkas av skogsbruk.</w:t>
+      </w:r>
+    </w:p>
+    <w:p>
+      <w:pPr>
+        <w:pStyle w:val="ListBullet"/>
+      </w:pPr>
+      <w:r>
+        <w:rPr>
+          <w:b/>
+          <w:i/>
+        </w:rPr>
+        <w:t xml:space="preserve">Kommentar: </w:t>
       </w:r>
       <w:r>
         <w:rPr>
           <w:i/>
         </w:rPr>
-        <w:t xml:space="preserve"> 2320 Rissandhedar </w:t>
-      </w:r>
-      <w:r>
-        <w:t>(Nitare &amp; Skogsstyrelsen, 2019; SLU Artdatabanken, 2025).</w:t>
+        <w:t>I det avverkningsanmälda skogsområdet har 8 naturvårdsarter varav 4 rödlistade arter sina livsmiljöer och växtplatser.</w:t>
+      </w:r>
+    </w:p>
+    <w:p>
+      <w:pPr>
+        <w:pStyle w:val="Heading2"/>
+      </w:pPr>
+      <w:r>
+        <w:t>Ur Chain of Custody Certification (FSC-STD-40-004 ver 3.0)</w:t>
+      </w:r>
+    </w:p>
+    <w:p>
+      <w:r>
+        <w:rPr>
+          <w:b/>
+        </w:rPr>
+        <w:t xml:space="preserve">1.3 </w:t>
+      </w:r>
+      <w:r>
+        <w:t xml:space="preserve">The organization shall commit to the FSC values as defined in FSC-POL-01-004 Policy for the Association of Organizations with FSC. </w:t>
+      </w:r>
+    </w:p>
+    <w:p>
+      <w:pPr>
+        <w:pStyle w:val="Heading2"/>
+      </w:pPr>
+      <w:r>
+        <w:t>Ur FSC:s policy för associerade organisationer (FSC-POL-01-004)</w:t>
+      </w:r>
+    </w:p>
+    <w:p>
+      <w:r>
+        <w:t xml:space="preserve">Som “Chain of Custody”-certifierad organisation är skogsbolaget bunden av de fastställda reglerna i Del 1 Punkt 1 c) i Policy för organisationer associerade med FSC (FSC-POL-01-004 V2-0 EN + SVE version 2012-03-02): </w:t>
+      </w:r>
+    </w:p>
+    <w:p>
+      <w:pPr>
+        <w:pStyle w:val="ListNumber"/>
+      </w:pPr>
+      <w:r>
+        <w:t>De organisationer FSC kan acceptera association med får inte direkt eller indirekt ha några kopplingar till nedanstående, oacceptabla aktiviteter:</w:t>
+      </w:r>
+    </w:p>
+    <w:p>
+      <w:pPr>
+        <w:ind w:left="357"/>
+      </w:pPr>
+      <w:r>
+        <w:t>a) Olaglig skogsavverkning och handel med olagligt avverkat virke eller skogsprodukter</w:t>
+      </w:r>
+    </w:p>
+    <w:p>
+      <w:pPr>
+        <w:ind w:left="357"/>
+      </w:pPr>
+      <w:r>
+        <w:t>...</w:t>
+      </w:r>
+    </w:p>
+    <w:p>
+      <w:pPr>
+        <w:ind w:left="357"/>
+      </w:pPr>
+      <w:r>
+        <w:t>c) Skogsbruk som förstör höga naturvärden</w:t>
+      </w:r>
+    </w:p>
+    <w:p>
+      <w:pPr>
+        <w:ind w:left="357"/>
+      </w:pPr>
+      <w:r>
+        <w:t>d) Betydande omvandling av skog till plantager eller annan, icke skoglig, markanvändning</w:t>
+      </w:r>
+    </w:p>
+    <w:p>
+      <w:pPr>
+        <w:pStyle w:val="ListBullet"/>
+      </w:pPr>
+      <w:r>
+        <w:rPr>
+          <w:b/>
+          <w:i/>
+        </w:rPr>
+        <w:t xml:space="preserve">Kommentar: </w:t>
+      </w:r>
+      <w:r>
+        <w:rPr>
+          <w:i/>
+        </w:rPr>
+        <w:t>Avverkning av skog med höga naturvärden samt skada på fridlysta arter strider både mot FSC Controlled Wood-standarden och FSC:s policy for associerade organisationer.</w:t>
+      </w:r>
+    </w:p>
+    <w:p>
+      <w:pPr>
+        <w:pStyle w:val="Heading2"/>
+      </w:pPr>
+      <w:r>
+        <w:t>Ur FSC Controlled Wood (FSC-STD-40-005)</w:t>
+      </w:r>
+    </w:p>
+    <w:p>
+      <w:r>
+        <w:t>Virke som inte accepteras i FSC-märkta produkter (oacceptabelt ursprung) enligt FSC Controlled Wood (FSC-STD-40-005):</w:t>
+      </w:r>
+    </w:p>
+    <w:p>
+      <w:pPr>
+        <w:pStyle w:val="ListNumber"/>
+      </w:pPr>
+      <w:r>
+        <w:t>Illegalt avverkat virke.</w:t>
+      </w:r>
+    </w:p>
+    <w:p>
+      <w:pPr>
+        <w:pStyle w:val="ListNumber"/>
+      </w:pPr>
+      <w:r>
+        <w:t>...</w:t>
+      </w:r>
+    </w:p>
+    <w:p>
+      <w:pPr>
+        <w:pStyle w:val="ListNumber"/>
+      </w:pPr>
+      <w:r>
+        <w:t>Virke från avverkningar som hotar höga naturvärden.</w:t>
+      </w:r>
+    </w:p>
+    <w:p>
+      <w:pPr>
+        <w:pStyle w:val="ListNumber"/>
+      </w:pPr>
+      <w:r>
+        <w:t>Virke från skog som konverteras till plantager eller icke-skogligt bruk.</w:t>
+      </w:r>
+    </w:p>
+    <w:p>
+      <w:pPr>
+        <w:pStyle w:val="ListBullet"/>
+      </w:pPr>
+      <w:r>
+        <w:rPr>
+          <w:b/>
+          <w:i/>
+        </w:rPr>
+        <w:t xml:space="preserve">Kommentar: </w:t>
+      </w:r>
+      <w:r>
+        <w:rPr>
+          <w:i/>
+        </w:rPr>
+        <w:t>Avverkning av skog med höga naturvärden samt skada på fridlysta arter strider både mot FSC Controlled Wood-standarden och FSC:s policy for associerade organisationer.</w:t>
       </w:r>
     </w:p>
     <w:p>
@@ -313,7 +726,79 @@
         <w:pStyle w:val="Heading1"/>
       </w:pPr>
       <w:r>
-        <w:t>Certifiering</w:t>
+        <w:t>Ur PEFC-standarden gällande lagefterlevnad</w:t>
+      </w:r>
+    </w:p>
+    <w:p>
+      <w:r>
+        <w:t>PEFC-standarden förutsätter att tillämplig svensk lagstiftning följs. Det är utsedd tillsynsmyndighet som ansvarar för tillsyn av lagens efterlevnad. PEFC-standarden återger innehållet i vissa certifieringskritiska lag- och föreskriftskrav vilka ska ingå i granskning av PEFC-systemets efterlevnad.</w:t>
+      </w:r>
+    </w:p>
+    <w:p>
+      <w:pPr>
+        <w:pStyle w:val="ListBullet"/>
+      </w:pPr>
+      <w:r>
+        <w:rPr>
+          <w:b/>
+          <w:i/>
+        </w:rPr>
+        <w:t xml:space="preserve">Kommentar: </w:t>
+      </w:r>
+      <w:r>
+        <w:rPr>
+          <w:i/>
+        </w:rPr>
+        <w:t>I den avverkningsanmälda skogen har fridlysta arter sina livsmiljöer och växtplatser. Att skada de fridlysta arternas livsmiljöer, växtplatser eller ekologiska funktion är inte tillåtet enligt artskyddsförordningen</w:t>
+      </w:r>
+    </w:p>
+    <w:p>
+      <w:r>
+        <w:br w:type="page"/>
+      </w:r>
+    </w:p>
+    <w:p>
+      <w:pPr>
+        <w:pStyle w:val="Title"/>
+      </w:pPr>
+      <w:r>
+        <w:t>BILAGA 1 – Fridlysta arter</w:t>
+      </w:r>
+    </w:p>
+    <w:p>
+      <w:pPr>
+        <w:pStyle w:val="Heading1"/>
+      </w:pPr>
+      <w:r>
+        <w:t>Spillkråka – ekologi samt krav på livsmiljön</w:t>
+      </w:r>
+    </w:p>
+    <w:p>
+      <w:r>
+        <w:t xml:space="preserve">Spillkråka (§4) ingår i bilaga 1 EU:s fågeldirektiv och är typisk art för </w:t>
+      </w:r>
+      <w:r>
+        <w:rPr>
+          <w:i/>
+        </w:rPr>
+        <w:t xml:space="preserve">9010 Taiga </w:t>
+      </w:r>
+      <w:r>
+        <w:t>och</w:t>
+      </w:r>
+      <w:r>
+        <w:rPr>
+          <w:i/>
+        </w:rPr>
+        <w:t xml:space="preserve"> 9740 Skogsbevuxen myr</w:t>
+      </w:r>
+      <w:r>
+        <w:t>. Den lever i både barr- och blandskog liksom i ren lövskog. De tätaste populationerna tenderar att finnas i äldre, variationsrik blandskog med gott om död ved och gamla träd. Varje par utnyttjar 400–1000 hektar skog beroende på skogens kvalitet. Skogsbruk med korta omloppstider och täta, homogena ungskogar utgör det största hotet (SLU Artdatabanken, 2026).</w:t>
+      </w:r>
+    </w:p>
+    <w:p>
+      <w:r>
+        <w:t>Spillkråka är en nyckelart i skogliga miljöer vars övergivna bohål utnyttjas av flera andra hålhäckande fågelarter och fladdermöss, däribland pärluggla (EN, §4), knipa (§4), salskrake (§4) och skogsduva (§4). Hökuggla (VU, §4) och slaguggla (§4) häckar ofta i högstubbar som brutits av i höjd med ett gammalt spillkråkebo (Skogsstyrelsen, 2016).</w:t>
       </w:r>
     </w:p>
     <w:p>
@@ -321,268 +806,35 @@
         <w:pStyle w:val="Heading2"/>
       </w:pPr>
       <w:r>
-        <w:t>Ur FSC-standarden</w:t>
+        <w:t>Referenser – spillkråka</w:t>
       </w:r>
     </w:p>
     <w:p>
       <w:r>
-        <w:rPr>
-          <w:b/>
-        </w:rPr>
-        <w:t xml:space="preserve">PRINCIP 1: LAGEFTERLEVNAD: </w:t>
-      </w:r>
-      <w:r>
-        <w:t>Certifikatsinnehavaren ska följa alla tillämpliga lagar, förordningar och nationellt ratificerade internationella avtal, konventioner och överenskommelser.</w:t>
-      </w:r>
-    </w:p>
-    <w:p>
-      <w:r>
-        <w:rPr>
-          <w:b/>
-        </w:rPr>
-        <w:t xml:space="preserve">1.3.1 </w:t>
-      </w:r>
-      <w:r>
-        <w:t>Tillämpliga lagar och föreskrifter för brukandet av skogen följs.</w:t>
-      </w:r>
-    </w:p>
-    <w:p>
-      <w:pPr>
-        <w:pStyle w:val="ListBullet"/>
-      </w:pPr>
-      <w:r>
-        <w:rPr>
-          <w:b/>
-          <w:i/>
-        </w:rPr>
-        <w:t xml:space="preserve">Kommentar: </w:t>
-      </w:r>
-      <w:r>
-        <w:t>I den avverkningsanmälda skogen har fridlysta arter sina livsmiljöer och växtplatser. Att skada de fridlysta arternas livsmiljöer, växtplatser eller ekologiska funktion är inte tillåtet enligt artskyddsförordningen.</w:t>
-      </w:r>
-    </w:p>
-    <w:p>
-      <w:r>
-        <w:rPr>
-          <w:b/>
-        </w:rPr>
-        <w:t xml:space="preserve">6.4 </w:t>
-      </w:r>
-      <w:r>
-        <w:t>Certifikatsinnehavaren ska skydda sällsynta arter och hotade arter samt deras livsmiljöer inom skogsbruksenheten. Det ska ske genom avsättningar, andra skyddade områden och genom att skapa konnektivitet och/eller genom andra direkta åtgärder som gynnar dessa arters överlevnad och livskraft. Åtgärderna ska stå i förhållande till brukandets skala, intensitet och risk, samt till sällsynta och hotade arters bevarandestatus och ekologiska krav. Certifikatsinnehavaren ska beakta den geografiska spridningen och ekologiska krav hos sällsynta och hotade arter utanför skogsbruksenhetens gränser när beslut om åtgärder inom skogsbruksenheten ska fattas.</w:t>
-      </w:r>
-    </w:p>
-    <w:p>
-      <w:r>
-        <w:rPr>
-          <w:b/>
-        </w:rPr>
-        <w:t xml:space="preserve">6.4.3 </w:t>
-      </w:r>
-      <w:r>
-        <w:t>Bevarandeåtgärder genomförs för de kända förekomster av rödlistade arter som påverkas av skogsbruk.</w:t>
-      </w:r>
-    </w:p>
-    <w:p>
-      <w:pPr>
-        <w:pStyle w:val="ListBullet"/>
-      </w:pPr>
-      <w:r>
-        <w:rPr>
-          <w:b/>
-          <w:i/>
-        </w:rPr>
-        <w:t xml:space="preserve">Kommentar: </w:t>
+        <w:t xml:space="preserve">Skogsstyrelsen, 2016. </w:t>
       </w:r>
       <w:r>
         <w:rPr>
           <w:i/>
         </w:rPr>
-        <w:t>I det avverkningsanmälda skogsområdet har 2 naturvårdsarter varav 0 rödlistade arter sina livsmiljöer och växtplatser.</w:t>
+        <w:t xml:space="preserve">Vägledning för hänsyn till spillkråka. </w:t>
+      </w:r>
+      <w:r>
+        <w:t>Vägledningar och kunskapsstöd artskydd – Skogsstyrelsen.</w:t>
       </w:r>
     </w:p>
     <w:p>
-      <w:pPr>
-        <w:pStyle w:val="Heading2"/>
-      </w:pPr>
-      <w:r>
-        <w:t>Ur Chain of Custody Certification (FSC-STD-40-004 ver 3.0)</w:t>
-      </w:r>
-    </w:p>
-    <w:p>
-      <w:r>
-        <w:rPr>
-          <w:b/>
-        </w:rPr>
-        <w:t xml:space="preserve">1.3 </w:t>
-      </w:r>
-      <w:r>
-        <w:t xml:space="preserve">The organization shall commit to the FSC values as defined in FSC-POL-01-004 Policy for the Association of Organizations with FSC. </w:t>
-      </w:r>
-    </w:p>
-    <w:p>
-      <w:pPr>
-        <w:pStyle w:val="Heading2"/>
-      </w:pPr>
-      <w:r>
-        <w:t>Ur FSC:s policy för associerade organisationer (FSC-POL-01-004)</w:t>
-      </w:r>
-    </w:p>
-    <w:p>
-      <w:r>
-        <w:t xml:space="preserve">Som “Chain of Custody”-certifierad organisation är skogsbolaget bunden av de fastställda reglerna i Del 1 Punkt 1 c) i Policy för organisationer associerade med FSC (FSC-POL-01-004 V2-0 EN + SVE version 2012-03-02): </w:t>
-      </w:r>
-    </w:p>
-    <w:p>
-      <w:pPr>
-        <w:pStyle w:val="ListNumber"/>
-      </w:pPr>
-      <w:r>
-        <w:t>De organisationer FSC kan acceptera association med får inte direkt eller indirekt ha några kopplingar till nedanstående, oacceptabla aktiviteter:</w:t>
-      </w:r>
-    </w:p>
-    <w:p>
-      <w:pPr>
-        <w:ind w:left="357"/>
-      </w:pPr>
-      <w:r>
-        <w:t>a) Olaglig skogsavverkning och handel med olagligt avverkat virke eller skogsprodukter</w:t>
-      </w:r>
-    </w:p>
-    <w:p>
-      <w:pPr>
-        <w:ind w:left="357"/>
-      </w:pPr>
-      <w:r>
-        <w:t>...</w:t>
-      </w:r>
-    </w:p>
-    <w:p>
-      <w:pPr>
-        <w:ind w:left="357"/>
-      </w:pPr>
-      <w:r>
-        <w:t>c) Skogsbruk som förstör höga naturvärden</w:t>
-      </w:r>
-    </w:p>
-    <w:p>
-      <w:pPr>
-        <w:ind w:left="357"/>
-      </w:pPr>
-      <w:r>
-        <w:t>d) Betydande omvandling av skog till plantager eller annan, icke skoglig, markanvändning</w:t>
-      </w:r>
-    </w:p>
-    <w:p>
-      <w:pPr>
-        <w:pStyle w:val="ListBullet"/>
-      </w:pPr>
-      <w:r>
-        <w:rPr>
-          <w:b/>
-          <w:i/>
-        </w:rPr>
-        <w:t xml:space="preserve">Kommentar: </w:t>
+      <w:r>
+        <w:t xml:space="preserve">SLU Artdatabanken, 2026. </w:t>
       </w:r>
       <w:r>
         <w:rPr>
           <w:i/>
         </w:rPr>
-        <w:t>Avverkning av skog med höga naturvärden samt skada på fridlysta arter strider både mot FSC Controlled Wood-standarden och FSC:s policy for associerade organisationer.</w:t>
-      </w:r>
-    </w:p>
-    <w:p>
-      <w:pPr>
-        <w:pStyle w:val="Heading2"/>
-      </w:pPr>
-      <w:r>
-        <w:t>Ur FSC Controlled Wood (FSC-STD-40-005)</w:t>
-      </w:r>
-    </w:p>
-    <w:p>
-      <w:r>
-        <w:t>Virke som inte accepteras i FSC-märkta produkter (oacceptabelt ursprung) enligt FSC Controlled Wood (FSC-STD-40-005):</w:t>
-      </w:r>
-    </w:p>
-    <w:p>
-      <w:pPr>
-        <w:pStyle w:val="ListNumber"/>
-      </w:pPr>
-      <w:r>
-        <w:t>Illegalt avverkat virke.</w:t>
-      </w:r>
-    </w:p>
-    <w:p>
-      <w:pPr>
-        <w:pStyle w:val="ListNumber"/>
-      </w:pPr>
-      <w:r>
-        <w:t>...</w:t>
-      </w:r>
-    </w:p>
-    <w:p>
-      <w:pPr>
-        <w:pStyle w:val="ListNumber"/>
-      </w:pPr>
-      <w:r>
-        <w:t>Virke från avverkningar som hotar höga naturvärden.</w:t>
-      </w:r>
-    </w:p>
-    <w:p>
-      <w:pPr>
-        <w:pStyle w:val="ListNumber"/>
-      </w:pPr>
-      <w:r>
-        <w:t>Virke från skog som konverteras till plantager eller icke-skogligt bruk.</w:t>
-      </w:r>
-    </w:p>
-    <w:p>
-      <w:pPr>
-        <w:pStyle w:val="ListBullet"/>
-      </w:pPr>
-      <w:r>
-        <w:rPr>
-          <w:b/>
-          <w:i/>
-        </w:rPr>
-        <w:t xml:space="preserve">Kommentar: </w:t>
-      </w:r>
-      <w:r>
-        <w:rPr>
-          <w:i/>
-        </w:rPr>
-        <w:t>Avverkning av skog med höga naturvärden samt skada på fridlysta arter strider både mot FSC Controlled Wood-standarden och FSC:s policy for associerade organisationer.</w:t>
-      </w:r>
-    </w:p>
-    <w:p>
-      <w:pPr>
-        <w:pStyle w:val="Heading1"/>
-      </w:pPr>
-      <w:r>
-        <w:t>Ur PEFC-standarden gällande lagefterlevnad</w:t>
-      </w:r>
-    </w:p>
-    <w:p>
-      <w:r>
-        <w:t>PEFC-standarden förutsätter att tillämplig svensk lagstiftning följs. Det är utsedd tillsynsmyndighet som ansvarar för tillsyn av lagens efterlevnad. PEFC-standarden återger innehållet i vissa certifieringskritiska lag- och föreskriftskrav vilka ska ingå i granskning av PEFC-systemets efterlevnad.</w:t>
-      </w:r>
-    </w:p>
-    <w:p>
-      <w:pPr>
-        <w:pStyle w:val="ListBullet"/>
-      </w:pPr>
-      <w:r>
-        <w:rPr>
-          <w:b/>
-          <w:i/>
-        </w:rPr>
-        <w:t xml:space="preserve">Kommentar: </w:t>
-      </w:r>
-      <w:r>
-        <w:rPr>
-          <w:i/>
-        </w:rPr>
-        <w:t>I den avverkningsanmälda skogen har fridlysta arter sina livsmiljöer och växtplatser. Att skada de fridlysta arternas livsmiljöer, växtplatser eller ekologiska funktion är inte tillåtet enligt artskyddsförordningen</w:t>
+        <w:t xml:space="preserve">Artfaktablad. Naturvård – artfakta. </w:t>
+      </w:r>
+      <w:r>
+        <w:t>SLU Artdatabanken, Uppsala.</w:t>
       </w:r>
     </w:p>
     <w:sectPr>
@@ -603,7 +855,7 @@
 </file>
 
 <file path=word/endnotes.xml><?xml version="1.0" encoding="utf-8"?>
-<w:endnotes xmlns:wpc="http://schemas.microsoft.com/office/word/2010/wordprocessingCanvas" xmlns:cx="http://schemas.microsoft.com/office/drawing/2014/chartex" xmlns:cx1="http://schemas.microsoft.com/office/drawing/2015/9/8/chartex" xmlns:cx2="http://schemas.microsoft.com/office/drawing/2015/10/21/chartex" xmlns:cx3="http://schemas.microsoft.com/office/drawing/2016/5/9/chartex" xmlns:cx4="http://schemas.microsoft.com/office/drawing/2016/5/10/chartex" xmlns:cx5="http://schemas.microsoft.com/office/drawing/2016/5/11/chartex" xmlns:cx6="http://schemas.microsoft.com/office/drawing/2016/5/12/chartex" xmlns:cx7="http://schemas.microsoft.com/office/drawing/2016/5/13/chartex" xmlns:cx8="http://schemas.microsoft.com/office/drawing/2016/5/14/chartex" xmlns:mc="http://schemas.openxmlformats.org/markup-compatibility/2006" xmlns:aink="http://schemas.microsoft.com/office/drawing/2016/ink" xmlns:am3d="http://schemas.microsoft.com/office/drawing/2017/model3d" xmlns:o="urn:schemas-microsoft-com:office:office" xmlns:oel="http://schemas.microsoft.com/office/2019/extlst" xmlns:r="http://schemas.openxmlformats.org/officeDocument/2006/relationships" xmlns:m="http://schemas.openxmlformats.org/officeDocument/2006/math" xmlns:v="urn:schemas-microsoft-com:vml" xmlns:wp14="http://schemas.microsoft.com/office/word/2010/wordprocessingDrawing" xmlns:wp="http://schemas.openxmlformats.org/drawingml/2006/wordprocessingDrawing" xmlns:w10="urn:schemas-microsoft-com:office:word" xmlns:w="http://schemas.openxmlformats.org/wordprocessingml/2006/main" xmlns:w14="http://schemas.microsoft.com/office/word/2010/wordml" xmlns:w15="http://schemas.microsoft.com/office/word/2012/wordml" xmlns:w16cex="http://schemas.microsoft.com/office/word/2018/wordml/cex" xmlns:w16cid="http://schemas.microsoft.com/office/word/2016/wordml/cid" xmlns:w16="http://schemas.microsoft.com/office/word/2018/wordml" xmlns:w16sdtdh="http://schemas.microsoft.com/office/word/2020/wordml/sdtdatahash" xmlns:w16se="http://schemas.microsoft.com/office/word/2015/wordml/symex" xmlns:wpg="http://schemas.microsoft.com/office/word/2010/wordprocessingGroup" xmlns:wpi="http://schemas.microsoft.com/office/word/2010/wordprocessingInk" xmlns:wne="http://schemas.microsoft.com/office/word/2006/wordml" xmlns:wps="http://schemas.microsoft.com/office/word/2010/wordprocessingShape" mc:Ignorable="w14 w15 w16se w16cid w16 w16cex w16sdtdh wp14">
+<w:endnotes xmlns:wpc="http://schemas.microsoft.com/office/word/2010/wordprocessingCanvas" xmlns:cx="http://schemas.microsoft.com/office/drawing/2014/chartex" xmlns:cx1="http://schemas.microsoft.com/office/drawing/2015/9/8/chartex" xmlns:cx2="http://schemas.microsoft.com/office/drawing/2015/10/21/chartex" xmlns:cx3="http://schemas.microsoft.com/office/drawing/2016/5/9/chartex" xmlns:cx4="http://schemas.microsoft.com/office/drawing/2016/5/10/chartex" xmlns:cx5="http://schemas.microsoft.com/office/drawing/2016/5/11/chartex" xmlns:cx6="http://schemas.microsoft.com/office/drawing/2016/5/12/chartex" xmlns:cx7="http://schemas.microsoft.com/office/drawing/2016/5/13/chartex" xmlns:cx8="http://schemas.microsoft.com/office/drawing/2016/5/14/chartex" xmlns:mc="http://schemas.openxmlformats.org/markup-compatibility/2006" xmlns:aink="http://schemas.microsoft.com/office/drawing/2016/ink" xmlns:am3d="http://schemas.microsoft.com/office/drawing/2017/model3d" xmlns:o="urn:schemas-microsoft-com:office:office" xmlns:oel="http://schemas.microsoft.com/office/2019/extlst" xmlns:r="http://schemas.openxmlformats.org/officeDocument/2006/relationships" xmlns:m="http://schemas.openxmlformats.org/officeDocument/2006/math" xmlns:v="urn:schemas-microsoft-com:vml" xmlns:wp14="http://schemas.microsoft.com/office/word/2010/wordprocessingDrawing" xmlns:wp="http://schemas.openxmlformats.org/drawingml/2006/wordprocessingDrawing" xmlns:w10="urn:schemas-microsoft-com:office:word" xmlns:w="http://schemas.openxmlformats.org/wordprocessingml/2006/main" xmlns:w14="http://schemas.microsoft.com/office/word/2010/wordml" xmlns:w15="http://schemas.microsoft.com/office/word/2012/wordml" xmlns:w16cex="http://schemas.microsoft.com/office/word/2018/wordml/cex" xmlns:w16cid="http://schemas.microsoft.com/office/word/2016/wordml/cid" xmlns:w16="http://schemas.microsoft.com/office/word/2018/wordml" xmlns:w16du="http://schemas.microsoft.com/office/word/2023/wordml/word16du" xmlns:w16sdtdh="http://schemas.microsoft.com/office/word/2020/wordml/sdtdatahash" xmlns:w16sdtfl="http://schemas.microsoft.com/office/word/2024/wordml/sdtformatlock" xmlns:w16se="http://schemas.microsoft.com/office/word/2015/wordml/symex" xmlns:wpg="http://schemas.microsoft.com/office/word/2010/wordprocessingGroup" xmlns:wpi="http://schemas.microsoft.com/office/word/2010/wordprocessingInk" xmlns:wne="http://schemas.microsoft.com/office/word/2006/wordml" xmlns:wps="http://schemas.microsoft.com/office/word/2010/wordprocessingShape" mc:Ignorable="w14 w15 w16se w16cid w16 w16cex w16sdtdh w16sdtfl w16du wp14">
   <w:endnote w:type="separator" w:id="-1">
     <w:p>
       <w:pPr>
@@ -628,7 +880,7 @@
 </file>
 
 <file path=word/footer1.xml><?xml version="1.0" encoding="utf-8"?>
-<w:ftr xmlns:wpc="http://schemas.microsoft.com/office/word/2010/wordprocessingCanvas" xmlns:cx="http://schemas.microsoft.com/office/drawing/2014/chartex" xmlns:cx1="http://schemas.microsoft.com/office/drawing/2015/9/8/chartex" xmlns:cx2="http://schemas.microsoft.com/office/drawing/2015/10/21/chartex" xmlns:cx3="http://schemas.microsoft.com/office/drawing/2016/5/9/chartex" xmlns:cx4="http://schemas.microsoft.com/office/drawing/2016/5/10/chartex" xmlns:cx5="http://schemas.microsoft.com/office/drawing/2016/5/11/chartex" xmlns:cx6="http://schemas.microsoft.com/office/drawing/2016/5/12/chartex" xmlns:cx7="http://schemas.microsoft.com/office/drawing/2016/5/13/chartex" xmlns:cx8="http://schemas.microsoft.com/office/drawing/2016/5/14/chartex" xmlns:mc="http://schemas.openxmlformats.org/markup-compatibility/2006" xmlns:aink="http://schemas.microsoft.com/office/drawing/2016/ink" xmlns:am3d="http://schemas.microsoft.com/office/drawing/2017/model3d" xmlns:o="urn:schemas-microsoft-com:office:office" xmlns:oel="http://schemas.microsoft.com/office/2019/extlst" xmlns:r="http://schemas.openxmlformats.org/officeDocument/2006/relationships" xmlns:m="http://schemas.openxmlformats.org/officeDocument/2006/math" xmlns:v="urn:schemas-microsoft-com:vml" xmlns:wp14="http://schemas.microsoft.com/office/word/2010/wordprocessingDrawing" xmlns:wp="http://schemas.openxmlformats.org/drawingml/2006/wordprocessingDrawing" xmlns:w10="urn:schemas-microsoft-com:office:word" xmlns:w="http://schemas.openxmlformats.org/wordprocessingml/2006/main" xmlns:w14="http://schemas.microsoft.com/office/word/2010/wordml" xmlns:w15="http://schemas.microsoft.com/office/word/2012/wordml" xmlns:w16cex="http://schemas.microsoft.com/office/word/2018/wordml/cex" xmlns:w16cid="http://schemas.microsoft.com/office/word/2016/wordml/cid" xmlns:w16="http://schemas.microsoft.com/office/word/2018/wordml" xmlns:w16sdtdh="http://schemas.microsoft.com/office/word/2020/wordml/sdtdatahash" xmlns:w16se="http://schemas.microsoft.com/office/word/2015/wordml/symex" xmlns:wpg="http://schemas.microsoft.com/office/word/2010/wordprocessingGroup" xmlns:wpi="http://schemas.microsoft.com/office/word/2010/wordprocessingInk" xmlns:wne="http://schemas.microsoft.com/office/word/2006/wordml" xmlns:wps="http://schemas.microsoft.com/office/word/2010/wordprocessingShape" mc:Ignorable="w14 w15 w16se w16cid w16 w16cex w16sdtdh wp14">
+<w:ftr xmlns:wpc="http://schemas.microsoft.com/office/word/2010/wordprocessingCanvas" xmlns:cx="http://schemas.microsoft.com/office/drawing/2014/chartex" xmlns:cx1="http://schemas.microsoft.com/office/drawing/2015/9/8/chartex" xmlns:cx2="http://schemas.microsoft.com/office/drawing/2015/10/21/chartex" xmlns:cx3="http://schemas.microsoft.com/office/drawing/2016/5/9/chartex" xmlns:cx4="http://schemas.microsoft.com/office/drawing/2016/5/10/chartex" xmlns:cx5="http://schemas.microsoft.com/office/drawing/2016/5/11/chartex" xmlns:cx6="http://schemas.microsoft.com/office/drawing/2016/5/12/chartex" xmlns:cx7="http://schemas.microsoft.com/office/drawing/2016/5/13/chartex" xmlns:cx8="http://schemas.microsoft.com/office/drawing/2016/5/14/chartex" xmlns:mc="http://schemas.openxmlformats.org/markup-compatibility/2006" xmlns:aink="http://schemas.microsoft.com/office/drawing/2016/ink" xmlns:am3d="http://schemas.microsoft.com/office/drawing/2017/model3d" xmlns:o="urn:schemas-microsoft-com:office:office" xmlns:oel="http://schemas.microsoft.com/office/2019/extlst" xmlns:r="http://schemas.openxmlformats.org/officeDocument/2006/relationships" xmlns:m="http://schemas.openxmlformats.org/officeDocument/2006/math" xmlns:v="urn:schemas-microsoft-com:vml" xmlns:wp14="http://schemas.microsoft.com/office/word/2010/wordprocessingDrawing" xmlns:wp="http://schemas.openxmlformats.org/drawingml/2006/wordprocessingDrawing" xmlns:w10="urn:schemas-microsoft-com:office:word" xmlns:w="http://schemas.openxmlformats.org/wordprocessingml/2006/main" xmlns:w14="http://schemas.microsoft.com/office/word/2010/wordml" xmlns:w15="http://schemas.microsoft.com/office/word/2012/wordml" xmlns:w16cex="http://schemas.microsoft.com/office/word/2018/wordml/cex" xmlns:w16cid="http://schemas.microsoft.com/office/word/2016/wordml/cid" xmlns:w16="http://schemas.microsoft.com/office/word/2018/wordml" xmlns:w16du="http://schemas.microsoft.com/office/word/2023/wordml/word16du" xmlns:w16sdtdh="http://schemas.microsoft.com/office/word/2020/wordml/sdtdatahash" xmlns:w16sdtfl="http://schemas.microsoft.com/office/word/2024/wordml/sdtformatlock" xmlns:w16se="http://schemas.microsoft.com/office/word/2015/wordml/symex" xmlns:wpg="http://schemas.microsoft.com/office/word/2010/wordprocessingGroup" xmlns:wpi="http://schemas.microsoft.com/office/word/2010/wordprocessingInk" xmlns:wne="http://schemas.microsoft.com/office/word/2006/wordml" xmlns:wps="http://schemas.microsoft.com/office/word/2010/wordprocessingShape" mc:Ignorable="w14 w15 w16se w16cid w16 w16cex w16sdtdh w16sdtfl w16du wp14">
   <w:p>
     <w:pPr>
       <w:pStyle w:val="Footer"/>
@@ -638,7 +890,7 @@
 </file>
 
 <file path=word/footer2.xml><?xml version="1.0" encoding="utf-8"?>
-<w:ftr xmlns:wpc="http://schemas.microsoft.com/office/word/2010/wordprocessingCanvas" xmlns:cx="http://schemas.microsoft.com/office/drawing/2014/chartex" xmlns:cx1="http://schemas.microsoft.com/office/drawing/2015/9/8/chartex" xmlns:cx2="http://schemas.microsoft.com/office/drawing/2015/10/21/chartex" xmlns:cx3="http://schemas.microsoft.com/office/drawing/2016/5/9/chartex" xmlns:cx4="http://schemas.microsoft.com/office/drawing/2016/5/10/chartex" xmlns:cx5="http://schemas.microsoft.com/office/drawing/2016/5/11/chartex" xmlns:cx6="http://schemas.microsoft.com/office/drawing/2016/5/12/chartex" xmlns:cx7="http://schemas.microsoft.com/office/drawing/2016/5/13/chartex" xmlns:cx8="http://schemas.microsoft.com/office/drawing/2016/5/14/chartex" xmlns:mc="http://schemas.openxmlformats.org/markup-compatibility/2006" xmlns:aink="http://schemas.microsoft.com/office/drawing/2016/ink" xmlns:am3d="http://schemas.microsoft.com/office/drawing/2017/model3d" xmlns:o="urn:schemas-microsoft-com:office:office" xmlns:oel="http://schemas.microsoft.com/office/2019/extlst" xmlns:r="http://schemas.openxmlformats.org/officeDocument/2006/relationships" xmlns:m="http://schemas.openxmlformats.org/officeDocument/2006/math" xmlns:v="urn:schemas-microsoft-com:vml" xmlns:wp14="http://schemas.microsoft.com/office/word/2010/wordprocessingDrawing" xmlns:wp="http://schemas.openxmlformats.org/drawingml/2006/wordprocessingDrawing" xmlns:w10="urn:schemas-microsoft-com:office:word" xmlns:w="http://schemas.openxmlformats.org/wordprocessingml/2006/main" xmlns:w14="http://schemas.microsoft.com/office/word/2010/wordml" xmlns:w15="http://schemas.microsoft.com/office/word/2012/wordml" xmlns:w16cex="http://schemas.microsoft.com/office/word/2018/wordml/cex" xmlns:w16cid="http://schemas.microsoft.com/office/word/2016/wordml/cid" xmlns:w16="http://schemas.microsoft.com/office/word/2018/wordml" xmlns:w16sdtdh="http://schemas.microsoft.com/office/word/2020/wordml/sdtdatahash" xmlns:w16se="http://schemas.microsoft.com/office/word/2015/wordml/symex" xmlns:wpg="http://schemas.microsoft.com/office/word/2010/wordprocessingGroup" xmlns:wpi="http://schemas.microsoft.com/office/word/2010/wordprocessingInk" xmlns:wne="http://schemas.microsoft.com/office/word/2006/wordml" xmlns:wps="http://schemas.microsoft.com/office/word/2010/wordprocessingShape" mc:Ignorable="w14 w15 w16se w16cid w16 w16cex w16sdtdh wp14">
+<w:ftr xmlns:wpc="http://schemas.microsoft.com/office/word/2010/wordprocessingCanvas" xmlns:cx="http://schemas.microsoft.com/office/drawing/2014/chartex" xmlns:cx1="http://schemas.microsoft.com/office/drawing/2015/9/8/chartex" xmlns:cx2="http://schemas.microsoft.com/office/drawing/2015/10/21/chartex" xmlns:cx3="http://schemas.microsoft.com/office/drawing/2016/5/9/chartex" xmlns:cx4="http://schemas.microsoft.com/office/drawing/2016/5/10/chartex" xmlns:cx5="http://schemas.microsoft.com/office/drawing/2016/5/11/chartex" xmlns:cx6="http://schemas.microsoft.com/office/drawing/2016/5/12/chartex" xmlns:cx7="http://schemas.microsoft.com/office/drawing/2016/5/13/chartex" xmlns:cx8="http://schemas.microsoft.com/office/drawing/2016/5/14/chartex" xmlns:mc="http://schemas.openxmlformats.org/markup-compatibility/2006" xmlns:aink="http://schemas.microsoft.com/office/drawing/2016/ink" xmlns:am3d="http://schemas.microsoft.com/office/drawing/2017/model3d" xmlns:o="urn:schemas-microsoft-com:office:office" xmlns:oel="http://schemas.microsoft.com/office/2019/extlst" xmlns:r="http://schemas.openxmlformats.org/officeDocument/2006/relationships" xmlns:m="http://schemas.openxmlformats.org/officeDocument/2006/math" xmlns:v="urn:schemas-microsoft-com:vml" xmlns:wp14="http://schemas.microsoft.com/office/word/2010/wordprocessingDrawing" xmlns:wp="http://schemas.openxmlformats.org/drawingml/2006/wordprocessingDrawing" xmlns:w10="urn:schemas-microsoft-com:office:word" xmlns:w="http://schemas.openxmlformats.org/wordprocessingml/2006/main" xmlns:w14="http://schemas.microsoft.com/office/word/2010/wordml" xmlns:w15="http://schemas.microsoft.com/office/word/2012/wordml" xmlns:w16cex="http://schemas.microsoft.com/office/word/2018/wordml/cex" xmlns:w16cid="http://schemas.microsoft.com/office/word/2016/wordml/cid" xmlns:w16="http://schemas.microsoft.com/office/word/2018/wordml" xmlns:w16du="http://schemas.microsoft.com/office/word/2023/wordml/word16du" xmlns:w16sdtdh="http://schemas.microsoft.com/office/word/2020/wordml/sdtdatahash" xmlns:w16sdtfl="http://schemas.microsoft.com/office/word/2024/wordml/sdtformatlock" xmlns:w16se="http://schemas.microsoft.com/office/word/2015/wordml/symex" xmlns:wpg="http://schemas.microsoft.com/office/word/2010/wordprocessingGroup" xmlns:wpi="http://schemas.microsoft.com/office/word/2010/wordprocessingInk" xmlns:wne="http://schemas.microsoft.com/office/word/2006/wordml" xmlns:wps="http://schemas.microsoft.com/office/word/2010/wordprocessingShape" mc:Ignorable="w14 w15 w16se w16cid w16 w16cex w16sdtdh w16sdtfl w16du wp14">
   <w:p>
     <w:pPr>
       <w:pStyle w:val="Footer"/>
@@ -648,7 +900,7 @@
 </file>
 
 <file path=word/footer3.xml><?xml version="1.0" encoding="utf-8"?>
-<w:ftr xmlns:wpc="http://schemas.microsoft.com/office/word/2010/wordprocessingCanvas" xmlns:cx="http://schemas.microsoft.com/office/drawing/2014/chartex" xmlns:cx1="http://schemas.microsoft.com/office/drawing/2015/9/8/chartex" xmlns:cx2="http://schemas.microsoft.com/office/drawing/2015/10/21/chartex" xmlns:cx3="http://schemas.microsoft.com/office/drawing/2016/5/9/chartex" xmlns:cx4="http://schemas.microsoft.com/office/drawing/2016/5/10/chartex" xmlns:cx5="http://schemas.microsoft.com/office/drawing/2016/5/11/chartex" xmlns:cx6="http://schemas.microsoft.com/office/drawing/2016/5/12/chartex" xmlns:cx7="http://schemas.microsoft.com/office/drawing/2016/5/13/chartex" xmlns:cx8="http://schemas.microsoft.com/office/drawing/2016/5/14/chartex" xmlns:mc="http://schemas.openxmlformats.org/markup-compatibility/2006" xmlns:aink="http://schemas.microsoft.com/office/drawing/2016/ink" xmlns:am3d="http://schemas.microsoft.com/office/drawing/2017/model3d" xmlns:o="urn:schemas-microsoft-com:office:office" xmlns:oel="http://schemas.microsoft.com/office/2019/extlst" xmlns:r="http://schemas.openxmlformats.org/officeDocument/2006/relationships" xmlns:m="http://schemas.openxmlformats.org/officeDocument/2006/math" xmlns:v="urn:schemas-microsoft-com:vml" xmlns:wp14="http://schemas.microsoft.com/office/word/2010/wordprocessingDrawing" xmlns:wp="http://schemas.openxmlformats.org/drawingml/2006/wordprocessingDrawing" xmlns:w10="urn:schemas-microsoft-com:office:word" xmlns:w="http://schemas.openxmlformats.org/wordprocessingml/2006/main" xmlns:w14="http://schemas.microsoft.com/office/word/2010/wordml" xmlns:w15="http://schemas.microsoft.com/office/word/2012/wordml" xmlns:w16cex="http://schemas.microsoft.com/office/word/2018/wordml/cex" xmlns:w16cid="http://schemas.microsoft.com/office/word/2016/wordml/cid" xmlns:w16="http://schemas.microsoft.com/office/word/2018/wordml" xmlns:w16sdtdh="http://schemas.microsoft.com/office/word/2020/wordml/sdtdatahash" xmlns:w16se="http://schemas.microsoft.com/office/word/2015/wordml/symex" xmlns:wpg="http://schemas.microsoft.com/office/word/2010/wordprocessingGroup" xmlns:wpi="http://schemas.microsoft.com/office/word/2010/wordprocessingInk" xmlns:wne="http://schemas.microsoft.com/office/word/2006/wordml" xmlns:wps="http://schemas.microsoft.com/office/word/2010/wordprocessingShape" mc:Ignorable="w14 w15 w16se w16cid w16 w16cex w16sdtdh wp14">
+<w:ftr xmlns:wpc="http://schemas.microsoft.com/office/word/2010/wordprocessingCanvas" xmlns:cx="http://schemas.microsoft.com/office/drawing/2014/chartex" xmlns:cx1="http://schemas.microsoft.com/office/drawing/2015/9/8/chartex" xmlns:cx2="http://schemas.microsoft.com/office/drawing/2015/10/21/chartex" xmlns:cx3="http://schemas.microsoft.com/office/drawing/2016/5/9/chartex" xmlns:cx4="http://schemas.microsoft.com/office/drawing/2016/5/10/chartex" xmlns:cx5="http://schemas.microsoft.com/office/drawing/2016/5/11/chartex" xmlns:cx6="http://schemas.microsoft.com/office/drawing/2016/5/12/chartex" xmlns:cx7="http://schemas.microsoft.com/office/drawing/2016/5/13/chartex" xmlns:cx8="http://schemas.microsoft.com/office/drawing/2016/5/14/chartex" xmlns:mc="http://schemas.openxmlformats.org/markup-compatibility/2006" xmlns:aink="http://schemas.microsoft.com/office/drawing/2016/ink" xmlns:am3d="http://schemas.microsoft.com/office/drawing/2017/model3d" xmlns:o="urn:schemas-microsoft-com:office:office" xmlns:oel="http://schemas.microsoft.com/office/2019/extlst" xmlns:r="http://schemas.openxmlformats.org/officeDocument/2006/relationships" xmlns:m="http://schemas.openxmlformats.org/officeDocument/2006/math" xmlns:v="urn:schemas-microsoft-com:vml" xmlns:wp14="http://schemas.microsoft.com/office/word/2010/wordprocessingDrawing" xmlns:wp="http://schemas.openxmlformats.org/drawingml/2006/wordprocessingDrawing" xmlns:w10="urn:schemas-microsoft-com:office:word" xmlns:w="http://schemas.openxmlformats.org/wordprocessingml/2006/main" xmlns:w14="http://schemas.microsoft.com/office/word/2010/wordml" xmlns:w15="http://schemas.microsoft.com/office/word/2012/wordml" xmlns:w16cex="http://schemas.microsoft.com/office/word/2018/wordml/cex" xmlns:w16cid="http://schemas.microsoft.com/office/word/2016/wordml/cid" xmlns:w16="http://schemas.microsoft.com/office/word/2018/wordml" xmlns:w16du="http://schemas.microsoft.com/office/word/2023/wordml/word16du" xmlns:w16sdtdh="http://schemas.microsoft.com/office/word/2020/wordml/sdtdatahash" xmlns:w16sdtfl="http://schemas.microsoft.com/office/word/2024/wordml/sdtformatlock" xmlns:w16se="http://schemas.microsoft.com/office/word/2015/wordml/symex" xmlns:wpg="http://schemas.microsoft.com/office/word/2010/wordprocessingGroup" xmlns:wpi="http://schemas.microsoft.com/office/word/2010/wordprocessingInk" xmlns:wne="http://schemas.microsoft.com/office/word/2006/wordml" xmlns:wps="http://schemas.microsoft.com/office/word/2010/wordprocessingShape" mc:Ignorable="w14 w15 w16se w16cid w16 w16cex w16sdtdh w16sdtfl w16du wp14">
   <w:p>
     <w:pPr>
       <w:pStyle w:val="Footer"/>
@@ -658,7 +910,7 @@
 </file>
 
 <file path=word/footnotes.xml><?xml version="1.0" encoding="utf-8"?>
-<w:footnotes xmlns:wpc="http://schemas.microsoft.com/office/word/2010/wordprocessingCanvas" xmlns:cx="http://schemas.microsoft.com/office/drawing/2014/chartex" xmlns:cx1="http://schemas.microsoft.com/office/drawing/2015/9/8/chartex" xmlns:cx2="http://schemas.microsoft.com/office/drawing/2015/10/21/chartex" xmlns:cx3="http://schemas.microsoft.com/office/drawing/2016/5/9/chartex" xmlns:cx4="http://schemas.microsoft.com/office/drawing/2016/5/10/chartex" xmlns:cx5="http://schemas.microsoft.com/office/drawing/2016/5/11/chartex" xmlns:cx6="http://schemas.microsoft.com/office/drawing/2016/5/12/chartex" xmlns:cx7="http://schemas.microsoft.com/office/drawing/2016/5/13/chartex" xmlns:cx8="http://schemas.microsoft.com/office/drawing/2016/5/14/chartex" xmlns:mc="http://schemas.openxmlformats.org/markup-compatibility/2006" xmlns:aink="http://schemas.microsoft.com/office/drawing/2016/ink" xmlns:am3d="http://schemas.microsoft.com/office/drawing/2017/model3d" xmlns:o="urn:schemas-microsoft-com:office:office" xmlns:oel="http://schemas.microsoft.com/office/2019/extlst" xmlns:r="http://schemas.openxmlformats.org/officeDocument/2006/relationships" xmlns:m="http://schemas.openxmlformats.org/officeDocument/2006/math" xmlns:v="urn:schemas-microsoft-com:vml" xmlns:wp14="http://schemas.microsoft.com/office/word/2010/wordprocessingDrawing" xmlns:wp="http://schemas.openxmlformats.org/drawingml/2006/wordprocessingDrawing" xmlns:w10="urn:schemas-microsoft-com:office:word" xmlns:w="http://schemas.openxmlformats.org/wordprocessingml/2006/main" xmlns:w14="http://schemas.microsoft.com/office/word/2010/wordml" xmlns:w15="http://schemas.microsoft.com/office/word/2012/wordml" xmlns:w16cex="http://schemas.microsoft.com/office/word/2018/wordml/cex" xmlns:w16cid="http://schemas.microsoft.com/office/word/2016/wordml/cid" xmlns:w16="http://schemas.microsoft.com/office/word/2018/wordml" xmlns:w16sdtdh="http://schemas.microsoft.com/office/word/2020/wordml/sdtdatahash" xmlns:w16se="http://schemas.microsoft.com/office/word/2015/wordml/symex" xmlns:wpg="http://schemas.microsoft.com/office/word/2010/wordprocessingGroup" xmlns:wpi="http://schemas.microsoft.com/office/word/2010/wordprocessingInk" xmlns:wne="http://schemas.microsoft.com/office/word/2006/wordml" xmlns:wps="http://schemas.microsoft.com/office/word/2010/wordprocessingShape" mc:Ignorable="w14 w15 w16se w16cid w16 w16cex w16sdtdh wp14">
+<w:footnotes xmlns:wpc="http://schemas.microsoft.com/office/word/2010/wordprocessingCanvas" xmlns:cx="http://schemas.microsoft.com/office/drawing/2014/chartex" xmlns:cx1="http://schemas.microsoft.com/office/drawing/2015/9/8/chartex" xmlns:cx2="http://schemas.microsoft.com/office/drawing/2015/10/21/chartex" xmlns:cx3="http://schemas.microsoft.com/office/drawing/2016/5/9/chartex" xmlns:cx4="http://schemas.microsoft.com/office/drawing/2016/5/10/chartex" xmlns:cx5="http://schemas.microsoft.com/office/drawing/2016/5/11/chartex" xmlns:cx6="http://schemas.microsoft.com/office/drawing/2016/5/12/chartex" xmlns:cx7="http://schemas.microsoft.com/office/drawing/2016/5/13/chartex" xmlns:cx8="http://schemas.microsoft.com/office/drawing/2016/5/14/chartex" xmlns:mc="http://schemas.openxmlformats.org/markup-compatibility/2006" xmlns:aink="http://schemas.microsoft.com/office/drawing/2016/ink" xmlns:am3d="http://schemas.microsoft.com/office/drawing/2017/model3d" xmlns:o="urn:schemas-microsoft-com:office:office" xmlns:oel="http://schemas.microsoft.com/office/2019/extlst" xmlns:r="http://schemas.openxmlformats.org/officeDocument/2006/relationships" xmlns:m="http://schemas.openxmlformats.org/officeDocument/2006/math" xmlns:v="urn:schemas-microsoft-com:vml" xmlns:wp14="http://schemas.microsoft.com/office/word/2010/wordprocessingDrawing" xmlns:wp="http://schemas.openxmlformats.org/drawingml/2006/wordprocessingDrawing" xmlns:w10="urn:schemas-microsoft-com:office:word" xmlns:w="http://schemas.openxmlformats.org/wordprocessingml/2006/main" xmlns:w14="http://schemas.microsoft.com/office/word/2010/wordml" xmlns:w15="http://schemas.microsoft.com/office/word/2012/wordml" xmlns:w16cex="http://schemas.microsoft.com/office/word/2018/wordml/cex" xmlns:w16cid="http://schemas.microsoft.com/office/word/2016/wordml/cid" xmlns:w16="http://schemas.microsoft.com/office/word/2018/wordml" xmlns:w16du="http://schemas.microsoft.com/office/word/2023/wordml/word16du" xmlns:w16sdtdh="http://schemas.microsoft.com/office/word/2020/wordml/sdtdatahash" xmlns:w16sdtfl="http://schemas.microsoft.com/office/word/2024/wordml/sdtformatlock" xmlns:w16se="http://schemas.microsoft.com/office/word/2015/wordml/symex" xmlns:wpg="http://schemas.microsoft.com/office/word/2010/wordprocessingGroup" xmlns:wpi="http://schemas.microsoft.com/office/word/2010/wordprocessingInk" xmlns:wne="http://schemas.microsoft.com/office/word/2006/wordml" xmlns:wps="http://schemas.microsoft.com/office/word/2010/wordprocessingShape" mc:Ignorable="w14 w15 w16se w16cid w16 w16cex w16sdtdh w16sdtfl w16du wp14">
   <w:footnote w:type="separator" w:id="-1">
     <w:p>
       <w:pPr>
@@ -683,7 +935,7 @@
 </file>
 
 <file path=word/header1.xml><?xml version="1.0" encoding="utf-8"?>
-<w:hdr xmlns:wpc="http://schemas.microsoft.com/office/word/2010/wordprocessingCanvas" xmlns:cx="http://schemas.microsoft.com/office/drawing/2014/chartex" xmlns:cx1="http://schemas.microsoft.com/office/drawing/2015/9/8/chartex" xmlns:cx2="http://schemas.microsoft.com/office/drawing/2015/10/21/chartex" xmlns:cx3="http://schemas.microsoft.com/office/drawing/2016/5/9/chartex" xmlns:cx4="http://schemas.microsoft.com/office/drawing/2016/5/10/chartex" xmlns:cx5="http://schemas.microsoft.com/office/drawing/2016/5/11/chartex" xmlns:cx6="http://schemas.microsoft.com/office/drawing/2016/5/12/chartex" xmlns:cx7="http://schemas.microsoft.com/office/drawing/2016/5/13/chartex" xmlns:cx8="http://schemas.microsoft.com/office/drawing/2016/5/14/chartex" xmlns:mc="http://schemas.openxmlformats.org/markup-compatibility/2006" xmlns:aink="http://schemas.microsoft.com/office/drawing/2016/ink" xmlns:am3d="http://schemas.microsoft.com/office/drawing/2017/model3d" xmlns:o="urn:schemas-microsoft-com:office:office" xmlns:oel="http://schemas.microsoft.com/office/2019/extlst" xmlns:r="http://schemas.openxmlformats.org/officeDocument/2006/relationships" xmlns:m="http://schemas.openxmlformats.org/officeDocument/2006/math" xmlns:v="urn:schemas-microsoft-com:vml" xmlns:wp14="http://schemas.microsoft.com/office/word/2010/wordprocessingDrawing" xmlns:wp="http://schemas.openxmlformats.org/drawingml/2006/wordprocessingDrawing" xmlns:w10="urn:schemas-microsoft-com:office:word" xmlns:w="http://schemas.openxmlformats.org/wordprocessingml/2006/main" xmlns:w14="http://schemas.microsoft.com/office/word/2010/wordml" xmlns:w15="http://schemas.microsoft.com/office/word/2012/wordml" xmlns:w16cex="http://schemas.microsoft.com/office/word/2018/wordml/cex" xmlns:w16cid="http://schemas.microsoft.com/office/word/2016/wordml/cid" xmlns:w16="http://schemas.microsoft.com/office/word/2018/wordml" xmlns:w16sdtdh="http://schemas.microsoft.com/office/word/2020/wordml/sdtdatahash" xmlns:w16se="http://schemas.microsoft.com/office/word/2015/wordml/symex" xmlns:wpg="http://schemas.microsoft.com/office/word/2010/wordprocessingGroup" xmlns:wpi="http://schemas.microsoft.com/office/word/2010/wordprocessingInk" xmlns:wne="http://schemas.microsoft.com/office/word/2006/wordml" xmlns:wps="http://schemas.microsoft.com/office/word/2010/wordprocessingShape" mc:Ignorable="w14 w15 w16se w16cid w16 w16cex w16sdtdh wp14">
+<w:hdr xmlns:wpc="http://schemas.microsoft.com/office/word/2010/wordprocessingCanvas" xmlns:cx="http://schemas.microsoft.com/office/drawing/2014/chartex" xmlns:cx1="http://schemas.microsoft.com/office/drawing/2015/9/8/chartex" xmlns:cx2="http://schemas.microsoft.com/office/drawing/2015/10/21/chartex" xmlns:cx3="http://schemas.microsoft.com/office/drawing/2016/5/9/chartex" xmlns:cx4="http://schemas.microsoft.com/office/drawing/2016/5/10/chartex" xmlns:cx5="http://schemas.microsoft.com/office/drawing/2016/5/11/chartex" xmlns:cx6="http://schemas.microsoft.com/office/drawing/2016/5/12/chartex" xmlns:cx7="http://schemas.microsoft.com/office/drawing/2016/5/13/chartex" xmlns:cx8="http://schemas.microsoft.com/office/drawing/2016/5/14/chartex" xmlns:mc="http://schemas.openxmlformats.org/markup-compatibility/2006" xmlns:aink="http://schemas.microsoft.com/office/drawing/2016/ink" xmlns:am3d="http://schemas.microsoft.com/office/drawing/2017/model3d" xmlns:o="urn:schemas-microsoft-com:office:office" xmlns:oel="http://schemas.microsoft.com/office/2019/extlst" xmlns:r="http://schemas.openxmlformats.org/officeDocument/2006/relationships" xmlns:m="http://schemas.openxmlformats.org/officeDocument/2006/math" xmlns:v="urn:schemas-microsoft-com:vml" xmlns:wp14="http://schemas.microsoft.com/office/word/2010/wordprocessingDrawing" xmlns:wp="http://schemas.openxmlformats.org/drawingml/2006/wordprocessingDrawing" xmlns:w10="urn:schemas-microsoft-com:office:word" xmlns:w="http://schemas.openxmlformats.org/wordprocessingml/2006/main" xmlns:w14="http://schemas.microsoft.com/office/word/2010/wordml" xmlns:w15="http://schemas.microsoft.com/office/word/2012/wordml" xmlns:w16cex="http://schemas.microsoft.com/office/word/2018/wordml/cex" xmlns:w16cid="http://schemas.microsoft.com/office/word/2016/wordml/cid" xmlns:w16="http://schemas.microsoft.com/office/word/2018/wordml" xmlns:w16du="http://schemas.microsoft.com/office/word/2023/wordml/word16du" xmlns:w16sdtdh="http://schemas.microsoft.com/office/word/2020/wordml/sdtdatahash" xmlns:w16sdtfl="http://schemas.microsoft.com/office/word/2024/wordml/sdtformatlock" xmlns:w16se="http://schemas.microsoft.com/office/word/2015/wordml/symex" xmlns:wpg="http://schemas.microsoft.com/office/word/2010/wordprocessingGroup" xmlns:wpi="http://schemas.microsoft.com/office/word/2010/wordprocessingInk" xmlns:wne="http://schemas.microsoft.com/office/word/2006/wordml" xmlns:wps="http://schemas.microsoft.com/office/word/2010/wordprocessingShape" mc:Ignorable="w14 w15 w16se w16cid w16 w16cex w16sdtdh w16sdtfl w16du wp14">
   <w:p>
     <w:pPr>
       <w:pStyle w:val="Header"/>
@@ -693,7 +945,7 @@
 </file>
 
 <file path=word/header2.xml><?xml version="1.0" encoding="utf-8"?>
-<w:hdr xmlns:wpc="http://schemas.microsoft.com/office/word/2010/wordprocessingCanvas" xmlns:cx="http://schemas.microsoft.com/office/drawing/2014/chartex" xmlns:cx1="http://schemas.microsoft.com/office/drawing/2015/9/8/chartex" xmlns:cx2="http://schemas.microsoft.com/office/drawing/2015/10/21/chartex" xmlns:cx3="http://schemas.microsoft.com/office/drawing/2016/5/9/chartex" xmlns:cx4="http://schemas.microsoft.com/office/drawing/2016/5/10/chartex" xmlns:cx5="http://schemas.microsoft.com/office/drawing/2016/5/11/chartex" xmlns:cx6="http://schemas.microsoft.com/office/drawing/2016/5/12/chartex" xmlns:cx7="http://schemas.microsoft.com/office/drawing/2016/5/13/chartex" xmlns:cx8="http://schemas.microsoft.com/office/drawing/2016/5/14/chartex" xmlns:mc="http://schemas.openxmlformats.org/markup-compatibility/2006" xmlns:aink="http://schemas.microsoft.com/office/drawing/2016/ink" xmlns:am3d="http://schemas.microsoft.com/office/drawing/2017/model3d" xmlns:o="urn:schemas-microsoft-com:office:office" xmlns:oel="http://schemas.microsoft.com/office/2019/extlst" xmlns:r="http://schemas.openxmlformats.org/officeDocument/2006/relationships" xmlns:m="http://schemas.openxmlformats.org/officeDocument/2006/math" xmlns:v="urn:schemas-microsoft-com:vml" xmlns:wp14="http://schemas.microsoft.com/office/word/2010/wordprocessingDrawing" xmlns:wp="http://schemas.openxmlformats.org/drawingml/2006/wordprocessingDrawing" xmlns:w10="urn:schemas-microsoft-com:office:word" xmlns:w="http://schemas.openxmlformats.org/wordprocessingml/2006/main" xmlns:w14="http://schemas.microsoft.com/office/word/2010/wordml" xmlns:w15="http://schemas.microsoft.com/office/word/2012/wordml" xmlns:w16cex="http://schemas.microsoft.com/office/word/2018/wordml/cex" xmlns:w16cid="http://schemas.microsoft.com/office/word/2016/wordml/cid" xmlns:w16="http://schemas.microsoft.com/office/word/2018/wordml" xmlns:w16sdtdh="http://schemas.microsoft.com/office/word/2020/wordml/sdtdatahash" xmlns:w16se="http://schemas.microsoft.com/office/word/2015/wordml/symex" xmlns:wpg="http://schemas.microsoft.com/office/word/2010/wordprocessingGroup" xmlns:wpi="http://schemas.microsoft.com/office/word/2010/wordprocessingInk" xmlns:wne="http://schemas.microsoft.com/office/word/2006/wordml" xmlns:wps="http://schemas.microsoft.com/office/word/2010/wordprocessingShape" mc:Ignorable="w14 w15 w16se w16cid w16 w16cex w16sdtdh wp14">
+<w:hdr xmlns:wpc="http://schemas.microsoft.com/office/word/2010/wordprocessingCanvas" xmlns:cx="http://schemas.microsoft.com/office/drawing/2014/chartex" xmlns:cx1="http://schemas.microsoft.com/office/drawing/2015/9/8/chartex" xmlns:cx2="http://schemas.microsoft.com/office/drawing/2015/10/21/chartex" xmlns:cx3="http://schemas.microsoft.com/office/drawing/2016/5/9/chartex" xmlns:cx4="http://schemas.microsoft.com/office/drawing/2016/5/10/chartex" xmlns:cx5="http://schemas.microsoft.com/office/drawing/2016/5/11/chartex" xmlns:cx6="http://schemas.microsoft.com/office/drawing/2016/5/12/chartex" xmlns:cx7="http://schemas.microsoft.com/office/drawing/2016/5/13/chartex" xmlns:cx8="http://schemas.microsoft.com/office/drawing/2016/5/14/chartex" xmlns:mc="http://schemas.openxmlformats.org/markup-compatibility/2006" xmlns:aink="http://schemas.microsoft.com/office/drawing/2016/ink" xmlns:am3d="http://schemas.microsoft.com/office/drawing/2017/model3d" xmlns:o="urn:schemas-microsoft-com:office:office" xmlns:oel="http://schemas.microsoft.com/office/2019/extlst" xmlns:r="http://schemas.openxmlformats.org/officeDocument/2006/relationships" xmlns:m="http://schemas.openxmlformats.org/officeDocument/2006/math" xmlns:v="urn:schemas-microsoft-com:vml" xmlns:wp14="http://schemas.microsoft.com/office/word/2010/wordprocessingDrawing" xmlns:wp="http://schemas.openxmlformats.org/drawingml/2006/wordprocessingDrawing" xmlns:w10="urn:schemas-microsoft-com:office:word" xmlns:w="http://schemas.openxmlformats.org/wordprocessingml/2006/main" xmlns:w14="http://schemas.microsoft.com/office/word/2010/wordml" xmlns:w15="http://schemas.microsoft.com/office/word/2012/wordml" xmlns:w16cex="http://schemas.microsoft.com/office/word/2018/wordml/cex" xmlns:w16cid="http://schemas.microsoft.com/office/word/2016/wordml/cid" xmlns:w16="http://schemas.microsoft.com/office/word/2018/wordml" xmlns:w16du="http://schemas.microsoft.com/office/word/2023/wordml/word16du" xmlns:w16sdtdh="http://schemas.microsoft.com/office/word/2020/wordml/sdtdatahash" xmlns:w16sdtfl="http://schemas.microsoft.com/office/word/2024/wordml/sdtformatlock" xmlns:w16se="http://schemas.microsoft.com/office/word/2015/wordml/symex" xmlns:wpg="http://schemas.microsoft.com/office/word/2010/wordprocessingGroup" xmlns:wpi="http://schemas.microsoft.com/office/word/2010/wordprocessingInk" xmlns:wne="http://schemas.microsoft.com/office/word/2006/wordml" xmlns:wps="http://schemas.microsoft.com/office/word/2010/wordprocessingShape" mc:Ignorable="w14 w15 w16se w16cid w16 w16cex w16sdtdh w16sdtfl w16du wp14">
   <w:p>
     <w:pPr>
       <w:pStyle w:val="Header"/>
@@ -704,7 +956,7 @@
 </file>
 
 <file path=word/header3.xml><?xml version="1.0" encoding="utf-8"?>
-<w:hdr xmlns:wpc="http://schemas.microsoft.com/office/word/2010/wordprocessingCanvas" xmlns:cx="http://schemas.microsoft.com/office/drawing/2014/chartex" xmlns:cx1="http://schemas.microsoft.com/office/drawing/2015/9/8/chartex" xmlns:cx2="http://schemas.microsoft.com/office/drawing/2015/10/21/chartex" xmlns:cx3="http://schemas.microsoft.com/office/drawing/2016/5/9/chartex" xmlns:cx4="http://schemas.microsoft.com/office/drawing/2016/5/10/chartex" xmlns:cx5="http://schemas.microsoft.com/office/drawing/2016/5/11/chartex" xmlns:cx6="http://schemas.microsoft.com/office/drawing/2016/5/12/chartex" xmlns:cx7="http://schemas.microsoft.com/office/drawing/2016/5/13/chartex" xmlns:cx8="http://schemas.microsoft.com/office/drawing/2016/5/14/chartex" xmlns:mc="http://schemas.openxmlformats.org/markup-compatibility/2006" xmlns:aink="http://schemas.microsoft.com/office/drawing/2016/ink" xmlns:am3d="http://schemas.microsoft.com/office/drawing/2017/model3d" xmlns:o="urn:schemas-microsoft-com:office:office" xmlns:oel="http://schemas.microsoft.com/office/2019/extlst" xmlns:r="http://schemas.openxmlformats.org/officeDocument/2006/relationships" xmlns:m="http://schemas.openxmlformats.org/officeDocument/2006/math" xmlns:v="urn:schemas-microsoft-com:vml" xmlns:wp14="http://schemas.microsoft.com/office/word/2010/wordprocessingDrawing" xmlns:wp="http://schemas.openxmlformats.org/drawingml/2006/wordprocessingDrawing" xmlns:w10="urn:schemas-microsoft-com:office:word" xmlns:w="http://schemas.openxmlformats.org/wordprocessingml/2006/main" xmlns:w14="http://schemas.microsoft.com/office/word/2010/wordml" xmlns:w15="http://schemas.microsoft.com/office/word/2012/wordml" xmlns:w16cex="http://schemas.microsoft.com/office/word/2018/wordml/cex" xmlns:w16cid="http://schemas.microsoft.com/office/word/2016/wordml/cid" xmlns:w16="http://schemas.microsoft.com/office/word/2018/wordml" xmlns:w16sdtdh="http://schemas.microsoft.com/office/word/2020/wordml/sdtdatahash" xmlns:w16se="http://schemas.microsoft.com/office/word/2015/wordml/symex" xmlns:wpg="http://schemas.microsoft.com/office/word/2010/wordprocessingGroup" xmlns:wpi="http://schemas.microsoft.com/office/word/2010/wordprocessingInk" xmlns:wne="http://schemas.microsoft.com/office/word/2006/wordml" xmlns:wps="http://schemas.microsoft.com/office/word/2010/wordprocessingShape" mc:Ignorable="w14 w15 w16se w16cid w16 w16cex w16sdtdh wp14">
+<w:hdr xmlns:wpc="http://schemas.microsoft.com/office/word/2010/wordprocessingCanvas" xmlns:cx="http://schemas.microsoft.com/office/drawing/2014/chartex" xmlns:cx1="http://schemas.microsoft.com/office/drawing/2015/9/8/chartex" xmlns:cx2="http://schemas.microsoft.com/office/drawing/2015/10/21/chartex" xmlns:cx3="http://schemas.microsoft.com/office/drawing/2016/5/9/chartex" xmlns:cx4="http://schemas.microsoft.com/office/drawing/2016/5/10/chartex" xmlns:cx5="http://schemas.microsoft.com/office/drawing/2016/5/11/chartex" xmlns:cx6="http://schemas.microsoft.com/office/drawing/2016/5/12/chartex" xmlns:cx7="http://schemas.microsoft.com/office/drawing/2016/5/13/chartex" xmlns:cx8="http://schemas.microsoft.com/office/drawing/2016/5/14/chartex" xmlns:mc="http://schemas.openxmlformats.org/markup-compatibility/2006" xmlns:aink="http://schemas.microsoft.com/office/drawing/2016/ink" xmlns:am3d="http://schemas.microsoft.com/office/drawing/2017/model3d" xmlns:o="urn:schemas-microsoft-com:office:office" xmlns:oel="http://schemas.microsoft.com/office/2019/extlst" xmlns:r="http://schemas.openxmlformats.org/officeDocument/2006/relationships" xmlns:m="http://schemas.openxmlformats.org/officeDocument/2006/math" xmlns:v="urn:schemas-microsoft-com:vml" xmlns:wp14="http://schemas.microsoft.com/office/word/2010/wordprocessingDrawing" xmlns:wp="http://schemas.openxmlformats.org/drawingml/2006/wordprocessingDrawing" xmlns:w10="urn:schemas-microsoft-com:office:word" xmlns:w="http://schemas.openxmlformats.org/wordprocessingml/2006/main" xmlns:w14="http://schemas.microsoft.com/office/word/2010/wordml" xmlns:w15="http://schemas.microsoft.com/office/word/2012/wordml" xmlns:w16cex="http://schemas.microsoft.com/office/word/2018/wordml/cex" xmlns:w16cid="http://schemas.microsoft.com/office/word/2016/wordml/cid" xmlns:w16="http://schemas.microsoft.com/office/word/2018/wordml" xmlns:w16du="http://schemas.microsoft.com/office/word/2023/wordml/word16du" xmlns:w16sdtdh="http://schemas.microsoft.com/office/word/2020/wordml/sdtdatahash" xmlns:w16sdtfl="http://schemas.microsoft.com/office/word/2024/wordml/sdtformatlock" xmlns:w16se="http://schemas.microsoft.com/office/word/2015/wordml/symex" xmlns:wpg="http://schemas.microsoft.com/office/word/2010/wordprocessingGroup" xmlns:wpi="http://schemas.microsoft.com/office/word/2010/wordprocessingInk" xmlns:wne="http://schemas.microsoft.com/office/word/2006/wordml" xmlns:wps="http://schemas.microsoft.com/office/word/2010/wordprocessingShape" mc:Ignorable="w14 w15 w16se w16cid w16 w16cex w16sdtdh w16sdtfl w16du wp14">
   <w:p>
     <w:pPr>
       <w:pStyle w:val="Header"/>
@@ -713,7 +965,7 @@
     <w:r>
       <w:tab/>
       <w:tab/>
-      <w:t>2026-06-17</w:t>
+      <w:t>2026-06-18</w:t>
       <w:br/>
       <w:br/>
     </w:r>
@@ -730,7 +982,7 @@
 </file>
 
 <file path=word/numbering.xml><?xml version="1.0" encoding="utf-8"?>
-<w:numbering xmlns:wpc="http://schemas.microsoft.com/office/word/2010/wordprocessingCanvas" xmlns:cx="http://schemas.microsoft.com/office/drawing/2014/chartex" xmlns:cx1="http://schemas.microsoft.com/office/drawing/2015/9/8/chartex" xmlns:cx2="http://schemas.microsoft.com/office/drawing/2015/10/21/chartex" xmlns:cx3="http://schemas.microsoft.com/office/drawing/2016/5/9/chartex" xmlns:cx4="http://schemas.microsoft.com/office/drawing/2016/5/10/chartex" xmlns:cx5="http://schemas.microsoft.com/office/drawing/2016/5/11/chartex" xmlns:cx6="http://schemas.microsoft.com/office/drawing/2016/5/12/chartex" xmlns:cx7="http://schemas.microsoft.com/office/drawing/2016/5/13/chartex" xmlns:cx8="http://schemas.microsoft.com/office/drawing/2016/5/14/chartex" xmlns:mc="http://schemas.openxmlformats.org/markup-compatibility/2006" xmlns:aink="http://schemas.microsoft.com/office/drawing/2016/ink" xmlns:am3d="http://schemas.microsoft.com/office/drawing/2017/model3d" xmlns:o="urn:schemas-microsoft-com:office:office" xmlns:oel="http://schemas.microsoft.com/office/2019/extlst" xmlns:r="http://schemas.openxmlformats.org/officeDocument/2006/relationships" xmlns:m="http://schemas.openxmlformats.org/officeDocument/2006/math" xmlns:v="urn:schemas-microsoft-com:vml" xmlns:wp14="http://schemas.microsoft.com/office/word/2010/wordprocessingDrawing" xmlns:wp="http://schemas.openxmlformats.org/drawingml/2006/wordprocessingDrawing" xmlns:w10="urn:schemas-microsoft-com:office:word" xmlns:w="http://schemas.openxmlformats.org/wordprocessingml/2006/main" xmlns:w14="http://schemas.microsoft.com/office/word/2010/wordml" xmlns:w15="http://schemas.microsoft.com/office/word/2012/wordml" xmlns:w16cex="http://schemas.microsoft.com/office/word/2018/wordml/cex" xmlns:w16cid="http://schemas.microsoft.com/office/word/2016/wordml/cid" xmlns:w16="http://schemas.microsoft.com/office/word/2018/wordml" xmlns:w16sdtdh="http://schemas.microsoft.com/office/word/2020/wordml/sdtdatahash" xmlns:w16se="http://schemas.microsoft.com/office/word/2015/wordml/symex" xmlns:wpg="http://schemas.microsoft.com/office/word/2010/wordprocessingGroup" xmlns:wpi="http://schemas.microsoft.com/office/word/2010/wordprocessingInk" xmlns:wne="http://schemas.microsoft.com/office/word/2006/wordml" xmlns:wps="http://schemas.microsoft.com/office/word/2010/wordprocessingShape" mc:Ignorable="w14 w15 w16se w16cid w16 w16cex w16sdtdh wp14">
+<w:numbering xmlns:wpc="http://schemas.microsoft.com/office/word/2010/wordprocessingCanvas" xmlns:cx="http://schemas.microsoft.com/office/drawing/2014/chartex" xmlns:cx1="http://schemas.microsoft.com/office/drawing/2015/9/8/chartex" xmlns:cx2="http://schemas.microsoft.com/office/drawing/2015/10/21/chartex" xmlns:cx3="http://schemas.microsoft.com/office/drawing/2016/5/9/chartex" xmlns:cx4="http://schemas.microsoft.com/office/drawing/2016/5/10/chartex" xmlns:cx5="http://schemas.microsoft.com/office/drawing/2016/5/11/chartex" xmlns:cx6="http://schemas.microsoft.com/office/drawing/2016/5/12/chartex" xmlns:cx7="http://schemas.microsoft.com/office/drawing/2016/5/13/chartex" xmlns:cx8="http://schemas.microsoft.com/office/drawing/2016/5/14/chartex" xmlns:mc="http://schemas.openxmlformats.org/markup-compatibility/2006" xmlns:aink="http://schemas.microsoft.com/office/drawing/2016/ink" xmlns:am3d="http://schemas.microsoft.com/office/drawing/2017/model3d" xmlns:o="urn:schemas-microsoft-com:office:office" xmlns:oel="http://schemas.microsoft.com/office/2019/extlst" xmlns:r="http://schemas.openxmlformats.org/officeDocument/2006/relationships" xmlns:m="http://schemas.openxmlformats.org/officeDocument/2006/math" xmlns:v="urn:schemas-microsoft-com:vml" xmlns:wp14="http://schemas.microsoft.com/office/word/2010/wordprocessingDrawing" xmlns:wp="http://schemas.openxmlformats.org/drawingml/2006/wordprocessingDrawing" xmlns:w10="urn:schemas-microsoft-com:office:word" xmlns:w="http://schemas.openxmlformats.org/wordprocessingml/2006/main" xmlns:w14="http://schemas.microsoft.com/office/word/2010/wordml" xmlns:w15="http://schemas.microsoft.com/office/word/2012/wordml" xmlns:w16cex="http://schemas.microsoft.com/office/word/2018/wordml/cex" xmlns:w16cid="http://schemas.microsoft.com/office/word/2016/wordml/cid" xmlns:w16="http://schemas.microsoft.com/office/word/2018/wordml" xmlns:w16du="http://schemas.microsoft.com/office/word/2023/wordml/word16du" xmlns:w16sdtdh="http://schemas.microsoft.com/office/word/2020/wordml/sdtdatahash" xmlns:w16sdtfl="http://schemas.microsoft.com/office/word/2024/wordml/sdtformatlock" xmlns:w16se="http://schemas.microsoft.com/office/word/2015/wordml/symex" xmlns:wpg="http://schemas.microsoft.com/office/word/2010/wordprocessingGroup" xmlns:wpi="http://schemas.microsoft.com/office/word/2010/wordprocessingInk" xmlns:wne="http://schemas.microsoft.com/office/word/2006/wordml" xmlns:wps="http://schemas.microsoft.com/office/word/2010/wordprocessingShape" mc:Ignorable="w14 w15 w16se w16cid w16 w16cex w16sdtdh w16sdtfl w16du wp14">
   <w:abstractNum w:abstractNumId="0" w15:restartNumberingAfterBreak="0">
     <w:nsid w:val="FFFFFF7C"/>
     <w:multiLevelType w:val="singleLevel"/>
@@ -933,7 +1185,7 @@
 </file>
 
 <file path=word/styles.xml><?xml version="1.0" encoding="utf-8"?>
-<w:styles xmlns:mc="http://schemas.openxmlformats.org/markup-compatibility/2006" xmlns:r="http://schemas.openxmlformats.org/officeDocument/2006/relationships" xmlns:w="http://schemas.openxmlformats.org/wordprocessingml/2006/main" xmlns:w14="http://schemas.microsoft.com/office/word/2010/wordml" xmlns:w15="http://schemas.microsoft.com/office/word/2012/wordml" xmlns:w16cex="http://schemas.microsoft.com/office/word/2018/wordml/cex" xmlns:w16cid="http://schemas.microsoft.com/office/word/2016/wordml/cid" xmlns:w16="http://schemas.microsoft.com/office/word/2018/wordml" xmlns:w16sdtdh="http://schemas.microsoft.com/office/word/2020/wordml/sdtdatahash" xmlns:w16se="http://schemas.microsoft.com/office/word/2015/wordml/symex" mc:Ignorable="w14 w15 w16se w16cid w16 w16cex w16sdtdh">
+<w:styles xmlns:mc="http://schemas.openxmlformats.org/markup-compatibility/2006" xmlns:r="http://schemas.openxmlformats.org/officeDocument/2006/relationships" xmlns:w="http://schemas.openxmlformats.org/wordprocessingml/2006/main" xmlns:w14="http://schemas.microsoft.com/office/word/2010/wordml" xmlns:w15="http://schemas.microsoft.com/office/word/2012/wordml" xmlns:w16cex="http://schemas.microsoft.com/office/word/2018/wordml/cex" xmlns:w16cid="http://schemas.microsoft.com/office/word/2016/wordml/cid" xmlns:w16="http://schemas.microsoft.com/office/word/2018/wordml" xmlns:w16du="http://schemas.microsoft.com/office/word/2023/wordml/word16du" xmlns:w16sdtdh="http://schemas.microsoft.com/office/word/2020/wordml/sdtdatahash" xmlns:w16sdtfl="http://schemas.microsoft.com/office/word/2024/wordml/sdtformatlock" xmlns:w16se="http://schemas.microsoft.com/office/word/2015/wordml/symex" mc:Ignorable="w14 w15 w16se w16cid w16 w16cex w16sdtdh w16sdtfl w16du">
   <w:docDefaults>
     <w:rPrDefault>
       <w:rPr>
@@ -1691,7 +1943,7 @@
     <w:link w:val="TitleChar"/>
     <w:uiPriority w:val="10"/>
     <w:qFormat/>
-    <w:rsid w:val="007106C8"/>
+    <w:rsid w:val="00E854FA"/>
     <w:pPr>
       <w:spacing w:after="300" w:line="240" w:lineRule="auto"/>
       <w:contextualSpacing/>
@@ -1701,7 +1953,7 @@
       <w:rFonts w:eastAsiaTheme="majorEastAsia" w:cstheme="majorBidi"/>
       <w:spacing w:val="5"/>
       <w:kern w:val="28"/>
-      <w:sz w:val="52"/>
+      <w:sz w:val="40"/>
       <w:szCs w:val="52"/>
       <w:lang w:val="sv-SE" w:eastAsia="en-US" w:bidi="ar-SA"/>
     </w:rPr>
@@ -1711,12 +1963,12 @@
     <w:basedOn w:val="DefaultParagraphFont"/>
     <w:link w:val="Title"/>
     <w:uiPriority w:val="10"/>
-    <w:rsid w:val="007106C8"/>
+    <w:rsid w:val="00E854FA"/>
     <w:rPr>
       <w:rFonts w:ascii="Times New Roman" w:eastAsiaTheme="majorEastAsia" w:hAnsi="Times New Roman" w:cstheme="majorBidi"/>
       <w:spacing w:val="5"/>
       <w:kern w:val="28"/>
-      <w:sz w:val="52"/>
+      <w:sz w:val="40"/>
       <w:szCs w:val="52"/>
       <w:lang w:val="sv-SE" w:eastAsia="en-US" w:bidi="ar-SA"/>
     </w:rPr>

--- a/klagomål/A 13961-2026 FSC-klagomål.docx
+++ b/klagomål/A 13961-2026 FSC-klagomål.docx
@@ -965,7 +965,7 @@
     <w:r>
       <w:tab/>
       <w:tab/>
-      <w:t>2026-06-18</w:t>
+      <w:t>2026-06-19</w:t>
       <w:br/>
       <w:br/>
     </w:r>

--- a/klagomål/A 13961-2026 FSC-klagomål.docx
+++ b/klagomål/A 13961-2026 FSC-klagomål.docx
@@ -965,7 +965,7 @@
     <w:r>
       <w:tab/>
       <w:tab/>
-      <w:t>2026-06-19</w:t>
+      <w:t>2026-06-20</w:t>
       <w:br/>
       <w:br/>
     </w:r>

--- a/klagomål/A 13961-2026 FSC-klagomål.docx
+++ b/klagomål/A 13961-2026 FSC-klagomål.docx
@@ -168,38 +168,7 @@
     </w:p>
     <w:p>
       <w:r>
-        <w:t>Detta dokument behandlar höga naturvärden i avverkningsanmälan A 13961-2026 i Falu kommun som inkom 2026-03-17 och omfattar 18,7 ha.</w:t>
-      </w:r>
-    </w:p>
-    <w:p>
-      <w:r>
-        <w:t>Nedan presenteras fynd av naturvårdsarter och fridlysta arter som gjorts i det avverkningsanmälda området, samt relevanta utdrag ur standarderna för FSC, Chain of Custody, Controlled Wood och PEFC. I BILAGA 1 finns artfakta om fridlysta arter.</w:t>
-      </w:r>
-    </w:p>
-    <w:p>
-      <w:r>
-        <w:t>Vi förväntar oss att ni återkommer med ett skriftligt svar på vårt klagomål och även beskriver vilka korrigerande åtgärder ni satt in för att rätta till identifierade brister i er efterlevnad av den svenska FSC standarden.</w:t>
-      </w:r>
-    </w:p>
-    <w:p>
-      <w:pPr>
-        <w:pStyle w:val="Heading1"/>
-      </w:pPr>
-      <w:r>
-        <w:t>Naturvårdsarter</w:t>
-      </w:r>
-    </w:p>
-    <w:p>
-      <w:r>
-        <w:t>I och inom 23 meter från avverkningsanmälan har följande 8 naturvårdsarter hittats: garnlav (VU, T), dropptaggsvamp (NT, T), motaggsvamp (NT, T), tallriska (NT), bronshjon (S, T), plattlummer (S, T, §9), vågbandad barkbock (S) och spillkråka (T, §4). Av dessa är 4 rödlistade. För rödlistade arter har rödlistekategorin angivits inom parentes. Arter som är signalarter enligt Skogsstyrelsen har markerats med (S). Typiska arter inom Natura 2000 som är kopplade till skogsekosystem har markerats med (T). För fridlysta arter anges även paragrafen i Artskyddsförordningen som arten är fridlyst enligt.</w:t>
-      </w:r>
-    </w:p>
-    <w:p>
-      <w:r>
-        <w:t>De påträffade naturvårdsarterna är ett tydligt kvitto på att det rör sig om en skog med höga naturvärden.</w:t>
-      </w:r>
-      <w:r>
-        <w:t xml:space="preserve"> I Figur 1 visas fyndplatser för naturvårdsarter i området, som finns registrerade på Artportalen.</w:t>
+        <w:t>Detta klagomål behandlar höga naturvärden i avverkningsanmälan A 13961-2026 i Falu kommun som inkom 2026-03-17 och omfattar 18,7 ha.</w:t>
       </w:r>
     </w:p>
     <w:p>
@@ -247,145 +216,35 @@
         <w:spacing w:after="240"/>
       </w:pPr>
       <w:r>
-        <w:t>Figur 1. Fyndplatser för naturvårdsarter i och inom 23 meter från avverkningsanmälan (röd linje). Markörer utan svart kant är placerade på fyndplatsen. Markörer med svart kant är placerade vid sidan av fyndplatsen och har ett svart streck som visar fyndplatsens exakta position. Kartans mittpunktskoordinat är N 6748350, E 533399 i SWEREF 99 TM.</w:t>
+        <w:t>Figur 1. Fyndplatser för naturvårdsarter i och inom 23 meter från avverkningsanmälan. Markörer utan svart kant är placerade på fyndplatsen. Markörer med svart kant är placerade vid sidan av fyndplatsen har ett svart streck som visar fyndplatsens exakta position. Kartans mittpunktskoordinat är N 6748350, E 533399 i SWEREF 99 TM.</w:t>
+      </w:r>
+    </w:p>
+    <w:p>
+      <w:r>
+        <w:t>I och inom 23 meter från avverkningsanmälan finns fynd av 8 naturvårdsarter, varav 4 är rödlistade, 2 är fridlysta, 6 är typiska (T) och 3 är signalarter (S): garnlav (VU, T), dropptaggsvamp (NT, T), motaggsvamp (NT, T), tallriska (NT), bronshjon (S, T), plattlummer (S, T, §9), vågbandad barkbock (S) och spillkråka (T, §4). Se Figur 1.</w:t>
+      </w:r>
+    </w:p>
+    <w:p>
+      <w:r>
+        <w:t>Nedan presenteras relevanta utdrag ur standarderna för FSC, Chain of Custody, Controlled Wood och PEFC.</w:t>
+      </w:r>
+    </w:p>
+    <w:p>
+      <w:r>
+        <w:t>Vi förväntar oss att ni återkommer med ett skriftligt svar på vårt klagomål och även beskriver vilka korrigerande åtgärder ni satt in för att rätta till identifierade brister i er efterlevnad av den svenska FSC standarden.</w:t>
       </w:r>
     </w:p>
     <w:p>
       <w:pPr>
-        <w:pStyle w:val="Heading2"/>
+        <w:pStyle w:val="Heading1"/>
       </w:pPr>
       <w:r>
-        <w:t>Fridlysta arter</w:t>
+        <w:t>Naturvårdsarter och fridlysta arter</w:t>
       </w:r>
     </w:p>
     <w:p>
       <w:r>
-        <w:t>Följande fridlysta arter har sina livsmiljöer och växtplatser i den avverkningsanmälda skogen: plattlummer (S, T, §9) och spillkråka (T, §4).</w:t>
-      </w:r>
-    </w:p>
-    <w:p>
-      <w:r>
-        <w:t xml:space="preserve">Observera att medlemsländerna är skyldiga att agera i enlighet med EU:s fågeldirektiv där det uttryckligen står att direktivet gäller för fåglar samt för deras ägg, bon och </w:t>
-      </w:r>
-      <w:r>
-        <w:rPr>
-          <w:b/>
-        </w:rPr>
-        <w:t xml:space="preserve">livsmiljöer </w:t>
-      </w:r>
-      <w:r>
-        <w:t>(artikel 1). Vidare att de åtgärder som vidtas inte får leda till en försämring av den nuvarande situationen beträffande bevarandet av de fågelarter som avses i artikel 1 (artikel 13). Fågeldirektivet är styrande för tillsynsansvariga myndigheters ärendehantering, ställningstaganden och beslutsfattande.</w:t>
-      </w:r>
-    </w:p>
-    <w:p>
-      <w:r>
-        <w:rPr>
-          <w:b/>
-        </w:rPr>
-        <w:t>Plattlummer (§9)</w:t>
-      </w:r>
-      <w:r>
-        <w:t xml:space="preserve"> växer främst i ljusöppna sandtallskogar eller annan gles, torr och brandpräglad hedbarrskog. Den är mest frekvent i olika typer av naturskogar och kontinuitetsskogar och missgynnas markant av slutavverkning och maskinell markberedning. Söder ut i landet förekommer de närstående arterna cypresslummer (VU, §8) och mellanlummer (VU, §9), vilka båda omfattas av EU:s art- och habitatdirektiv. Plattlummer är typisk art för </w:t>
-      </w:r>
-      <w:r>
-        <w:rPr>
-          <w:i/>
-        </w:rPr>
-        <w:t xml:space="preserve">9010 Taiga </w:t>
-      </w:r>
-      <w:r>
-        <w:t>och</w:t>
-      </w:r>
-      <w:r>
-        <w:rPr>
-          <w:i/>
-        </w:rPr>
-        <w:t xml:space="preserve"> 2320 Rissandhedar </w:t>
-      </w:r>
-      <w:r>
-        <w:t>(Nitare &amp; Skogsstyrelsen, 2019; SLU Artdatabanken, 2025).</w:t>
-      </w:r>
-    </w:p>
-    <w:p>
-      <w:r>
-        <w:rPr>
-          <w:b/>
-        </w:rPr>
-        <w:t>Spillkråka (§4)</w:t>
-      </w:r>
-      <w:r>
-        <w:t xml:space="preserve"> omfattas av bilaga 1 i EU:s fågeldirektiv och är typisk art för </w:t>
-      </w:r>
-      <w:r>
-        <w:rPr>
-          <w:i/>
-        </w:rPr>
-        <w:t xml:space="preserve">9010 Taiga </w:t>
-      </w:r>
-      <w:r>
-        <w:t>och</w:t>
-      </w:r>
-      <w:r>
-        <w:rPr>
-          <w:i/>
-        </w:rPr>
-        <w:t xml:space="preserve"> 9740 Skogsbevuxen myr</w:t>
-      </w:r>
-      <w:r>
-        <w:t>. Den behöver grova träd, främst tall, asp och bok som boträd. Skogsbruk med korta omloppstider och täta, homogena ungskogar utgör det största hotet. Spillkråka är en nyckelart i skogliga miljöer vars övergivna bohål utnyttjas av flera andra hålhäckande fågelarter och fladdermöss, däribland pärluggla (EN, §4), knipa (§4), salskrake (§4) och skogsduva (§4). Hökuggla (VU, §4) och slaguggla (§4) häckar ofta i högstubbar som brutits av i höjd med ett gammalt spillkråkebo (SLU Artdatabanken, 2026; Skogsstyrelsen, 2016).</w:t>
-      </w:r>
-    </w:p>
-    <w:p>
-      <w:r>
-        <w:t>I BILAGA 1 finns mer detaljerad information om ekologi samt krav på livsmiljö hos fridlysta arter.</w:t>
-      </w:r>
-    </w:p>
-    <w:p>
-      <w:pPr>
-        <w:pStyle w:val="Heading2"/>
-      </w:pPr>
-      <w:r>
-        <w:t>Övriga naturvårdsarter</w:t>
-      </w:r>
-    </w:p>
-    <w:p>
-      <w:r>
-        <w:rPr>
-          <w:b/>
-        </w:rPr>
-        <w:t>Bronshjon</w:t>
-      </w:r>
-      <w:r>
-        <w:t xml:space="preserve"> är en skalbagge vars larvutveckling sker under grov bark på stammar av döda eller döende barrträd, främst gran, i mindre omfattning tall. Arten är knuten till äldre, naturskogslik granskog med inslag av torkande träd. Bronshjon är typisk art för </w:t>
-      </w:r>
-      <w:r>
-        <w:rPr>
-          <w:i/>
-        </w:rPr>
-        <w:t>9010 Taiga</w:t>
-      </w:r>
-      <w:r>
-        <w:t xml:space="preserve"> (SLU Artdatabanken, 2025).</w:t>
-      </w:r>
-    </w:p>
-    <w:p>
-      <w:r>
-        <w:rPr>
-          <w:b/>
-        </w:rPr>
-        <w:t>Dropptaggsvamp (NT)</w:t>
-      </w:r>
-      <w:r>
-        <w:t xml:space="preserve"> bildar mykorrhiza med tall, främst i barrskog med trädkontinuitet, i magra, torra och ljusöppna lavtallskogar och i barrblandskogar med friskmossor och lingon i fältskiktet. Den totala populationen i landet har minskat och bedöms fortsätta minska till följd av slutavverkningar av tallskog. Det är högst oklart om arten långsiktigt kan etablera och reproducera sig i skogsbestånd som brukas med trakthyggesmetoder, markberedning, gödsling eller föryngring med förädlat plantmaterial. Uppfyller kriterierna för att bli rödlistad på grund av ny kunskap som visar att en större andel av populationen än tidigare bedömt är knuten till kontinuitetsbarrskog. Minskningstakten för den svenska populationen bedöms vara nära gränsvärdet för Sårbar (VU). Dropptaggsvamp är typisk art för </w:t>
-      </w:r>
-      <w:r>
-        <w:rPr>
-          <w:i/>
-        </w:rPr>
-        <w:t xml:space="preserve">9010 Taiga </w:t>
-      </w:r>
-      <w:r>
-        <w:t>(SLU Artdatabanken, 2026).</w:t>
+        <w:t>Nedan följer beskrivningar av de naturvårdsarter och fridlysta arter som har sina livsmiljöer och växtplatser i den avverkningsanmälda skogen. Se även ytterligare artfakta i BILAGA 1. De påträffade naturvårdsarterna är ett tydligt kvitto på att det rör sig om en skog med höga naturvärden.</w:t>
       </w:r>
     </w:p>
     <w:p>
@@ -415,6 +274,26 @@
       </w:r>
       <w:r>
         <w:t xml:space="preserve"> (SLU Artdatabanken, 2026).</w:t>
+      </w:r>
+    </w:p>
+    <w:p>
+      <w:r>
+        <w:rPr>
+          <w:b/>
+        </w:rPr>
+        <w:t>Dropptaggsvamp (NT)</w:t>
+      </w:r>
+      <w:r>
+        <w:t xml:space="preserve"> bildar mykorrhiza med tall, främst i barrskog med trädkontinuitet, i magra, torra och ljusöppna lavtallskogar och i barrblandskogar med friskmossor och lingon i fältskiktet. Den totala populationen i landet har minskat och bedöms fortsätta minska till följd av slutavverkningar av tallskog. Det är högst oklart om arten långsiktigt kan etablera och reproducera sig i skogsbestånd som brukas med trakthyggesmetoder, markberedning, gödsling eller föryngring med förädlat plantmaterial. Uppfyller kriterierna för att bli rödlistad på grund av ny kunskap som visar att en större andel av populationen än tidigare bedömt är knuten till kontinuitetsbarrskog. Minskningstakten för den svenska populationen bedöms vara nära gränsvärdet för Sårbar (VU). Dropptaggsvamp är typisk art för </w:t>
+      </w:r>
+      <w:r>
+        <w:rPr>
+          <w:i/>
+        </w:rPr>
+        <w:t xml:space="preserve">9010 Taiga </w:t>
+      </w:r>
+      <w:r>
+        <w:t>(SLU Artdatabanken, 2026).</w:t>
       </w:r>
     </w:p>
     <w:p>
@@ -453,10 +332,88 @@
         <w:rPr>
           <w:b/>
         </w:rPr>
+        <w:t>Bronshjon</w:t>
+      </w:r>
+      <w:r>
+        <w:t xml:space="preserve"> är en skalbagge vars larvutveckling sker under grov bark på stammar av döda eller döende barrträd, främst gran, i mindre omfattning tall. Arten är knuten till äldre, naturskogslik granskog med inslag av torkande träd. Bronshjon är typisk art för </w:t>
+      </w:r>
+      <w:r>
+        <w:rPr>
+          <w:i/>
+        </w:rPr>
+        <w:t>9010 Taiga</w:t>
+      </w:r>
+      <w:r>
+        <w:t xml:space="preserve"> (SLU Artdatabanken, 2025).</w:t>
+      </w:r>
+    </w:p>
+    <w:p>
+      <w:r>
+        <w:rPr>
+          <w:b/>
+        </w:rPr>
+        <w:t>Plattlummer (§9)</w:t>
+      </w:r>
+      <w:r>
+        <w:t xml:space="preserve"> växer främst i ljusöppna sandtallskogar eller annan gles, torr och brandpräglad hedbarrskog. Den är mest frekvent i olika typer av naturskogar och kontinuitetsskogar och missgynnas markant av slutavverkning och maskinell markberedning. Söder ut i landet förekommer de närstående arterna cypresslummer (VU, §8) och mellanlummer (VU, §9), vilka båda omfattas av EU:s art- och habitatdirektiv. Plattlummer är typisk art för </w:t>
+      </w:r>
+      <w:r>
+        <w:rPr>
+          <w:i/>
+        </w:rPr>
+        <w:t xml:space="preserve">9010 Taiga </w:t>
+      </w:r>
+      <w:r>
+        <w:t>och</w:t>
+      </w:r>
+      <w:r>
+        <w:rPr>
+          <w:i/>
+        </w:rPr>
+        <w:t xml:space="preserve"> 2320 Rissandhedar </w:t>
+      </w:r>
+      <w:r>
+        <w:t>(Nitare &amp; Skogsstyrelsen, 2019; SLU Artdatabanken, 2025).</w:t>
+      </w:r>
+    </w:p>
+    <w:p>
+      <w:r>
+        <w:rPr>
+          <w:b/>
+        </w:rPr>
         <w:t xml:space="preserve">Vågbandad barkbock </w:t>
       </w:r>
       <w:r>
         <w:t>är en långhorning vars larvutveckling sker under bark på nyligen döda stående barrträd, främst gran, mer undantagsvis på tall. Främst i stående träd, särskilt gamla, långsamvuxna granar med grov bark, även i grövre grenar, stubbar eller vindfällen. Arten är starkt knuten till naturskogsliknande granskogar, och gynnas av extrema torrsomrar som försvagar träden. Arten påverkas negativt av brist på kontinuitetsskog och en minskning av populationen pågår eller förväntas ske (SLU Artdatabanken, 2025).</w:t>
+      </w:r>
+    </w:p>
+    <w:p>
+      <w:r>
+        <w:rPr>
+          <w:b/>
+        </w:rPr>
+        <w:t>Spillkråka (§4)</w:t>
+      </w:r>
+      <w:r>
+        <w:t xml:space="preserve"> omfattas av bilaga 1 i EU:s fågeldirektiv och är typisk art för </w:t>
+      </w:r>
+      <w:r>
+        <w:rPr>
+          <w:i/>
+        </w:rPr>
+        <w:t xml:space="preserve">9010 Taiga </w:t>
+      </w:r>
+      <w:r>
+        <w:t>och</w:t>
+      </w:r>
+      <w:r>
+        <w:rPr>
+          <w:i/>
+        </w:rPr>
+        <w:t xml:space="preserve"> 9740 Skogsbevuxen myr</w:t>
+      </w:r>
+      <w:r>
+        <w:t>. Den behöver grova träd, främst tall, asp och bok som boträd. Skogsbruk med korta omloppstider och täta, homogena ungskogar utgör det största hotet. Spillkråka är en nyckelart i skogliga miljöer vars övergivna bohål utnyttjas av flera andra hålhäckande fågelarter och fladdermöss, däribland pärluggla (EN, §4), knipa (§4), salskrake (§4) och skogsduva (§4). Hökuggla (VU, §4) och slaguggla (§4) häckar ofta i högstubbar som brutits av i höjd med ett gammalt spillkråkebo (SLU Artdatabanken, 2026; Skogsstyrelsen, 2016).</w:t>
       </w:r>
     </w:p>
     <w:p>
@@ -965,7 +922,7 @@
     <w:r>
       <w:tab/>
       <w:tab/>
-      <w:t>2026-06-20</w:t>
+      <w:t>2026-06-21</w:t>
       <w:br/>
       <w:br/>
     </w:r>

--- a/klagomål/A 13961-2026 FSC-klagomål.docx
+++ b/klagomål/A 13961-2026 FSC-klagomål.docx
@@ -922,7 +922,7 @@
     <w:r>
       <w:tab/>
       <w:tab/>
-      <w:t>2026-06-21</w:t>
+      <w:t>2026-06-22</w:t>
       <w:br/>
       <w:br/>
     </w:r>

--- a/klagomål/A 13961-2026 FSC-klagomål.docx
+++ b/klagomål/A 13961-2026 FSC-klagomål.docx
@@ -922,7 +922,7 @@
     <w:r>
       <w:tab/>
       <w:tab/>
-      <w:t>2026-06-22</w:t>
+      <w:t>2026-06-23</w:t>
       <w:br/>
       <w:br/>
     </w:r>

--- a/klagomål/A 13961-2026 FSC-klagomål.docx
+++ b/klagomål/A 13961-2026 FSC-klagomål.docx
@@ -922,7 +922,7 @@
     <w:r>
       <w:tab/>
       <w:tab/>
-      <w:t>2026-06-23</w:t>
+      <w:t>2026-06-24</w:t>
       <w:br/>
       <w:br/>
     </w:r>

--- a/klagomål/A 13961-2026 FSC-klagomål.docx
+++ b/klagomål/A 13961-2026 FSC-klagomål.docx
@@ -922,7 +922,7 @@
     <w:r>
       <w:tab/>
       <w:tab/>
-      <w:t>2026-06-24</w:t>
+      <w:t>2026-06-25</w:t>
       <w:br/>
       <w:br/>
     </w:r>

--- a/klagomål/A 13961-2026 FSC-klagomål.docx
+++ b/klagomål/A 13961-2026 FSC-klagomål.docx
@@ -922,7 +922,7 @@
     <w:r>
       <w:tab/>
       <w:tab/>
-      <w:t>2026-06-25</w:t>
+      <w:t>2026-06-26</w:t>
       <w:br/>
       <w:br/>
     </w:r>

--- a/klagomål/A 13961-2026 FSC-klagomål.docx
+++ b/klagomål/A 13961-2026 FSC-klagomål.docx
@@ -922,7 +922,7 @@
     <w:r>
       <w:tab/>
       <w:tab/>
-      <w:t>2026-06-26</w:t>
+      <w:t>2026-06-27</w:t>
       <w:br/>
       <w:br/>
     </w:r>

--- a/klagomål/A 13961-2026 FSC-klagomål.docx
+++ b/klagomål/A 13961-2026 FSC-klagomål.docx
@@ -922,7 +922,7 @@
     <w:r>
       <w:tab/>
       <w:tab/>
-      <w:t>2026-06-27</w:t>
+      <w:t>2026-06-28</w:t>
       <w:br/>
       <w:br/>
     </w:r>

--- a/klagomål/A 13961-2026 FSC-klagomål.docx
+++ b/klagomål/A 13961-2026 FSC-klagomål.docx
@@ -922,7 +922,7 @@
     <w:r>
       <w:tab/>
       <w:tab/>
-      <w:t>2026-06-28</w:t>
+      <w:t>2026-06-29</w:t>
       <w:br/>
       <w:br/>
     </w:r>

--- a/klagomål/A 13961-2026 FSC-klagomål.docx
+++ b/klagomål/A 13961-2026 FSC-klagomål.docx
@@ -922,7 +922,7 @@
     <w:r>
       <w:tab/>
       <w:tab/>
-      <w:t>2026-06-29</w:t>
+      <w:t>2026-06-30</w:t>
       <w:br/>
       <w:br/>
     </w:r>

--- a/klagomål/A 13961-2026 FSC-klagomål.docx
+++ b/klagomål/A 13961-2026 FSC-klagomål.docx
@@ -922,7 +922,7 @@
     <w:r>
       <w:tab/>
       <w:tab/>
-      <w:t>2026-06-30</w:t>
+      <w:t>2026-07-01</w:t>
       <w:br/>
       <w:br/>
     </w:r>

--- a/klagomål/A 13961-2026 FSC-klagomål.docx
+++ b/klagomål/A 13961-2026 FSC-klagomål.docx
@@ -922,7 +922,7 @@
     <w:r>
       <w:tab/>
       <w:tab/>
-      <w:t>2026-07-01</w:t>
+      <w:t>2026-07-02</w:t>
       <w:br/>
       <w:br/>
     </w:r>

--- a/klagomål/A 13961-2026 FSC-klagomål.docx
+++ b/klagomål/A 13961-2026 FSC-klagomål.docx
@@ -922,7 +922,7 @@
     <w:r>
       <w:tab/>
       <w:tab/>
-      <w:t>2026-07-13</w:t>
+      <w:t>2026-07-14</w:t>
       <w:br/>
       <w:br/>
     </w:r>

--- a/klagomål/A 13961-2026 FSC-klagomål.docx
+++ b/klagomål/A 13961-2026 FSC-klagomål.docx
@@ -922,7 +922,7 @@
     <w:r>
       <w:tab/>
       <w:tab/>
-      <w:t>2026-07-14</w:t>
+      <w:t>2026-07-15</w:t>
       <w:br/>
       <w:br/>
     </w:r>

--- a/klagomål/A 13961-2026 FSC-klagomål.docx
+++ b/klagomål/A 13961-2026 FSC-klagomål.docx
@@ -922,7 +922,7 @@
     <w:r>
       <w:tab/>
       <w:tab/>
-      <w:t>2026-07-15</w:t>
+      <w:t>2026-07-16</w:t>
       <w:br/>
       <w:br/>
     </w:r>

--- a/klagomål/A 13961-2026 FSC-klagomål.docx
+++ b/klagomål/A 13961-2026 FSC-klagomål.docx
@@ -922,7 +922,7 @@
     <w:r>
       <w:tab/>
       <w:tab/>
-      <w:t>2026-07-16</w:t>
+      <w:t>2026-07-17</w:t>
       <w:br/>
       <w:br/>
     </w:r>

--- a/klagomål/A 13961-2026 FSC-klagomål.docx
+++ b/klagomål/A 13961-2026 FSC-klagomål.docx
@@ -922,7 +922,7 @@
     <w:r>
       <w:tab/>
       <w:tab/>
-      <w:t>2026-07-17</w:t>
+      <w:t>2026-07-18</w:t>
       <w:br/>
       <w:br/>
     </w:r>

--- a/klagomål/A 13961-2026 FSC-klagomål.docx
+++ b/klagomål/A 13961-2026 FSC-klagomål.docx
@@ -922,7 +922,7 @@
     <w:r>
       <w:tab/>
       <w:tab/>
-      <w:t>2026-07-18</w:t>
+      <w:t>2026-07-19</w:t>
       <w:br/>
       <w:br/>
     </w:r>

--- a/klagomål/A 13961-2026 FSC-klagomål.docx
+++ b/klagomål/A 13961-2026 FSC-klagomål.docx
@@ -922,7 +922,7 @@
     <w:r>
       <w:tab/>
       <w:tab/>
-      <w:t>2026-07-19</w:t>
+      <w:t>2026-07-20</w:t>
       <w:br/>
       <w:br/>
     </w:r>

--- a/klagomål/A 13961-2026 FSC-klagomål.docx
+++ b/klagomål/A 13961-2026 FSC-klagomål.docx
@@ -922,7 +922,7 @@
     <w:r>
       <w:tab/>
       <w:tab/>
-      <w:t>2026-07-20</w:t>
+      <w:t>2026-07-21</w:t>
       <w:br/>
       <w:br/>
     </w:r>

--- a/klagomål/A 13961-2026 FSC-klagomål.docx
+++ b/klagomål/A 13961-2026 FSC-klagomål.docx
@@ -922,7 +922,7 @@
     <w:r>
       <w:tab/>
       <w:tab/>
-      <w:t>2026-07-21</w:t>
+      <w:t>2026-07-22</w:t>
       <w:br/>
       <w:br/>
     </w:r>

--- a/klagomål/A 13961-2026 FSC-klagomål.docx
+++ b/klagomål/A 13961-2026 FSC-klagomål.docx
@@ -922,7 +922,7 @@
     <w:r>
       <w:tab/>
       <w:tab/>
-      <w:t>2026-07-22</w:t>
+      <w:t>2026-07-23</w:t>
       <w:br/>
       <w:br/>
     </w:r>

--- a/klagomål/A 13961-2026 FSC-klagomål.docx
+++ b/klagomål/A 13961-2026 FSC-klagomål.docx
@@ -922,7 +922,7 @@
     <w:r>
       <w:tab/>
       <w:tab/>
-      <w:t>2026-07-23</w:t>
+      <w:t>2026-07-24</w:t>
       <w:br/>
       <w:br/>
     </w:r>

--- a/klagomål/A 13961-2026 FSC-klagomål.docx
+++ b/klagomål/A 13961-2026 FSC-klagomål.docx
@@ -922,7 +922,7 @@
     <w:r>
       <w:tab/>
       <w:tab/>
-      <w:t>2026-07-24</w:t>
+      <w:t>2026-07-25</w:t>
       <w:br/>
       <w:br/>
     </w:r>

--- a/klagomål/A 13961-2026 FSC-klagomål.docx
+++ b/klagomål/A 13961-2026 FSC-klagomål.docx
@@ -922,7 +922,7 @@
     <w:r>
       <w:tab/>
       <w:tab/>
-      <w:t>2026-07-25</w:t>
+      <w:t>2026-07-26</w:t>
       <w:br/>
       <w:br/>
     </w:r>

--- a/klagomål/A 13961-2026 FSC-klagomål.docx
+++ b/klagomål/A 13961-2026 FSC-klagomål.docx
@@ -922,7 +922,7 @@
     <w:r>
       <w:tab/>
       <w:tab/>
-      <w:t>2026-07-26</w:t>
+      <w:t>2026-07-27</w:t>
       <w:br/>
       <w:br/>
     </w:r>

--- a/klagomål/A 13961-2026 FSC-klagomål.docx
+++ b/klagomål/A 13961-2026 FSC-klagomål.docx
@@ -922,7 +922,7 @@
     <w:r>
       <w:tab/>
       <w:tab/>
-      <w:t>2026-07-27</w:t>
+      <w:t>2026-07-28</w:t>
       <w:br/>
       <w:br/>
     </w:r>

--- a/klagomål/A 13961-2026 FSC-klagomål.docx
+++ b/klagomål/A 13961-2026 FSC-klagomål.docx
@@ -922,7 +922,7 @@
     <w:r>
       <w:tab/>
       <w:tab/>
-      <w:t>2026-07-28</w:t>
+      <w:t>2026-07-29</w:t>
       <w:br/>
       <w:br/>
     </w:r>

--- a/klagomål/A 13961-2026 FSC-klagomål.docx
+++ b/klagomål/A 13961-2026 FSC-klagomål.docx
@@ -922,7 +922,7 @@
     <w:r>
       <w:tab/>
       <w:tab/>
-      <w:t>2026-07-29</w:t>
+      <w:t>2026-07-30</w:t>
       <w:br/>
       <w:br/>
     </w:r>

--- a/klagomål/A 13961-2026 FSC-klagomål.docx
+++ b/klagomål/A 13961-2026 FSC-klagomål.docx
@@ -922,7 +922,7 @@
     <w:r>
       <w:tab/>
       <w:tab/>
-      <w:t>2026-07-30</w:t>
+      <w:t>2026-07-31</w:t>
       <w:br/>
       <w:br/>
     </w:r>

--- a/klagomål/A 13961-2026 FSC-klagomål.docx
+++ b/klagomål/A 13961-2026 FSC-klagomål.docx
@@ -922,7 +922,7 @@
     <w:r>
       <w:tab/>
       <w:tab/>
-      <w:t>2026-07-31</w:t>
+      <w:t>2026-08-01</w:t>
       <w:br/>
       <w:br/>
     </w:r>

--- a/klagomål/A 13961-2026 FSC-klagomål.docx
+++ b/klagomål/A 13961-2026 FSC-klagomål.docx
@@ -922,7 +922,7 @@
     <w:r>
       <w:tab/>
       <w:tab/>
-      <w:t>2026-08-01</w:t>
+      <w:t>2026-08-02</w:t>
       <w:br/>
       <w:br/>
     </w:r>

--- a/klagomål/A 13961-2026 FSC-klagomål.docx
+++ b/klagomål/A 13961-2026 FSC-klagomål.docx
@@ -922,7 +922,7 @@
     <w:r>
       <w:tab/>
       <w:tab/>
-      <w:t>2026-08-02</w:t>
+      <w:t>2026-08-03</w:t>
       <w:br/>
       <w:br/>
     </w:r>

--- a/klagomål/A 13961-2026 FSC-klagomål.docx
+++ b/klagomål/A 13961-2026 FSC-klagomål.docx
@@ -922,7 +922,7 @@
     <w:r>
       <w:tab/>
       <w:tab/>
-      <w:t>2026-08-03</w:t>
+      <w:t>2026-08-05</w:t>
       <w:br/>
       <w:br/>
     </w:r>

--- a/klagomål/A 13961-2026 FSC-klagomål.docx
+++ b/klagomål/A 13961-2026 FSC-klagomål.docx
@@ -922,7 +922,7 @@
     <w:r>
       <w:tab/>
       <w:tab/>
-      <w:t>2026-08-05</w:t>
+      <w:t>2026-08-07</w:t>
       <w:br/>
       <w:br/>
     </w:r>

--- a/klagomål/A 13961-2026 FSC-klagomål.docx
+++ b/klagomål/A 13961-2026 FSC-klagomål.docx
@@ -922,7 +922,7 @@
     <w:r>
       <w:tab/>
       <w:tab/>
-      <w:t>2026-08-07</w:t>
+      <w:t>2026-08-08</w:t>
       <w:br/>
       <w:br/>
     </w:r>

--- a/klagomål/A 13961-2026 FSC-klagomål.docx
+++ b/klagomål/A 13961-2026 FSC-klagomål.docx
@@ -216,7 +216,7 @@
         <w:spacing w:after="240"/>
       </w:pPr>
       <w:r>
-        <w:t>Figur 1. Fyndplatser för naturvårdsarter i och inom 23 meter från avverkningsanmälan. Markörer utan svart kant är placerade på fyndplatsen. Markörer med svart kant är placerade vid sidan av fyndplatsen har ett svart streck som visar fyndplatsens exakta position. Kartans mittpunktskoordinat är N 6748350, E 533399 i SWEREF 99 TM.</w:t>
+        <w:t>Figur 1. Fyndplatser för naturvårdsarter i och inom 23 meter från avverkningsanmälan. Markörer utan svart kant är placerade på fyndplatsen. Markörer med svart kant är placerade vid sidan av fyndplatsen och har ett svart streck som visar fyndplatsens exakta position. Kartans mittpunktskoordinat är N 6748350, E 533399 i SWEREF 99 TM.</w:t>
       </w:r>
     </w:p>
     <w:p>
@@ -922,7 +922,7 @@
     <w:r>
       <w:tab/>
       <w:tab/>
-      <w:t>2026-08-14</w:t>
+      <w:t>2026-08-15</w:t>
       <w:br/>
       <w:br/>
     </w:r>

--- a/klagomål/A 13961-2026 FSC-klagomål.docx
+++ b/klagomål/A 13961-2026 FSC-klagomål.docx
@@ -922,7 +922,7 @@
     <w:r>
       <w:tab/>
       <w:tab/>
-      <w:t>2026-08-15</w:t>
+      <w:t>2026-08-16</w:t>
       <w:br/>
       <w:br/>
     </w:r>

--- a/klagomål/A 13961-2026 FSC-klagomål.docx
+++ b/klagomål/A 13961-2026 FSC-klagomål.docx
@@ -922,7 +922,7 @@
     <w:r>
       <w:tab/>
       <w:tab/>
-      <w:t>2026-08-16</w:t>
+      <w:t>2026-08-17</w:t>
       <w:br/>
       <w:br/>
     </w:r>

--- a/klagomål/A 13961-2026 FSC-klagomål.docx
+++ b/klagomål/A 13961-2026 FSC-klagomål.docx
@@ -922,7 +922,7 @@
     <w:r>
       <w:tab/>
       <w:tab/>
-      <w:t>2026-08-17</w:t>
+      <w:t>2026-08-18</w:t>
       <w:br/>
       <w:br/>
     </w:r>

--- a/klagomål/A 13961-2026 FSC-klagomål.docx
+++ b/klagomål/A 13961-2026 FSC-klagomål.docx
@@ -922,7 +922,7 @@
     <w:r>
       <w:tab/>
       <w:tab/>
-      <w:t>2026-08-18</w:t>
+      <w:t>2026-08-19</w:t>
       <w:br/>
       <w:br/>
     </w:r>

--- a/klagomål/A 13961-2026 FSC-klagomål.docx
+++ b/klagomål/A 13961-2026 FSC-klagomål.docx
@@ -922,7 +922,7 @@
     <w:r>
       <w:tab/>
       <w:tab/>
-      <w:t>2026-08-19</w:t>
+      <w:t>2026-08-20</w:t>
       <w:br/>
       <w:br/>
     </w:r>

--- a/klagomål/A 13961-2026 FSC-klagomål.docx
+++ b/klagomål/A 13961-2026 FSC-klagomål.docx
@@ -922,7 +922,7 @@
     <w:r>
       <w:tab/>
       <w:tab/>
-      <w:t>2026-08-20</w:t>
+      <w:t>2026-08-21</w:t>
       <w:br/>
       <w:br/>
     </w:r>

--- a/klagomål/A 13961-2026 FSC-klagomål.docx
+++ b/klagomål/A 13961-2026 FSC-klagomål.docx
@@ -922,7 +922,7 @@
     <w:r>
       <w:tab/>
       <w:tab/>
-      <w:t>2026-08-21</w:t>
+      <w:t>2026-08-22</w:t>
       <w:br/>
       <w:br/>
     </w:r>

--- a/klagomål/A 13961-2026 FSC-klagomål.docx
+++ b/klagomål/A 13961-2026 FSC-klagomål.docx
@@ -922,7 +922,7 @@
     <w:r>
       <w:tab/>
       <w:tab/>
-      <w:t>2026-08-22</w:t>
+      <w:t>2026-08-23</w:t>
       <w:br/>
       <w:br/>
     </w:r>

--- a/klagomål/A 13961-2026 FSC-klagomål.docx
+++ b/klagomål/A 13961-2026 FSC-klagomål.docx
@@ -922,7 +922,7 @@
     <w:r>
       <w:tab/>
       <w:tab/>
-      <w:t>2026-08-23</w:t>
+      <w:t>2026-08-24</w:t>
       <w:br/>
       <w:br/>
     </w:r>

--- a/klagomål/A 13961-2026 FSC-klagomål.docx
+++ b/klagomål/A 13961-2026 FSC-klagomål.docx
@@ -922,7 +922,7 @@
     <w:r>
       <w:tab/>
       <w:tab/>
-      <w:t>2026-08-24</w:t>
+      <w:t>2026-08-25</w:t>
       <w:br/>
       <w:br/>
     </w:r>

--- a/klagomål/A 13961-2026 FSC-klagomål.docx
+++ b/klagomål/A 13961-2026 FSC-klagomål.docx
@@ -922,7 +922,7 @@
     <w:r>
       <w:tab/>
       <w:tab/>
-      <w:t>2026-08-25</w:t>
+      <w:t>2026-08-26</w:t>
       <w:br/>
       <w:br/>
     </w:r>

--- a/klagomål/A 13961-2026 FSC-klagomål.docx
+++ b/klagomål/A 13961-2026 FSC-klagomål.docx
@@ -922,7 +922,7 @@
     <w:r>
       <w:tab/>
       <w:tab/>
-      <w:t>2026-08-26</w:t>
+      <w:t>2026-08-27</w:t>
       <w:br/>
       <w:br/>
     </w:r>

--- a/klagomål/A 13961-2026 FSC-klagomål.docx
+++ b/klagomål/A 13961-2026 FSC-klagomål.docx
@@ -922,7 +922,7 @@
     <w:r>
       <w:tab/>
       <w:tab/>
-      <w:t>2026-08-27</w:t>
+      <w:t>2026-08-28</w:t>
       <w:br/>
       <w:br/>
     </w:r>

--- a/klagomål/A 13961-2026 FSC-klagomål.docx
+++ b/klagomål/A 13961-2026 FSC-klagomål.docx
@@ -922,7 +922,7 @@
     <w:r>
       <w:tab/>
       <w:tab/>
-      <w:t>2026-08-28</w:t>
+      <w:t>2026-08-29</w:t>
       <w:br/>
       <w:br/>
     </w:r>

--- a/klagomål/A 13961-2026 FSC-klagomål.docx
+++ b/klagomål/A 13961-2026 FSC-klagomål.docx
@@ -922,7 +922,7 @@
     <w:r>
       <w:tab/>
       <w:tab/>
-      <w:t>2026-08-29</w:t>
+      <w:t>2026-08-31</w:t>
       <w:br/>
       <w:br/>
     </w:r>

--- a/klagomål/A 13961-2026 FSC-klagomål.docx
+++ b/klagomål/A 13961-2026 FSC-klagomål.docx
@@ -922,7 +922,7 @@
     <w:r>
       <w:tab/>
       <w:tab/>
-      <w:t>2026-08-31</w:t>
+      <w:t>2026-09-01</w:t>
       <w:br/>
       <w:br/>
     </w:r>

--- a/klagomål/A 13961-2026 FSC-klagomål.docx
+++ b/klagomål/A 13961-2026 FSC-klagomål.docx
@@ -922,7 +922,7 @@
     <w:r>
       <w:tab/>
       <w:tab/>
-      <w:t>2026-09-01</w:t>
+      <w:t>2026-09-02</w:t>
       <w:br/>
       <w:br/>
     </w:r>

--- a/klagomål/A 13961-2026 FSC-klagomål.docx
+++ b/klagomål/A 13961-2026 FSC-klagomål.docx
@@ -922,7 +922,7 @@
     <w:r>
       <w:tab/>
       <w:tab/>
-      <w:t>2026-09-02</w:t>
+      <w:t>2026-09-03</w:t>
       <w:br/>
       <w:br/>
     </w:r>

--- a/klagomål/A 13961-2026 FSC-klagomål.docx
+++ b/klagomål/A 13961-2026 FSC-klagomål.docx
@@ -922,7 +922,7 @@
     <w:r>
       <w:tab/>
       <w:tab/>
-      <w:t>2026-09-03</w:t>
+      <w:t>2026-09-04</w:t>
       <w:br/>
       <w:br/>
     </w:r>

--- a/klagomål/A 13961-2026 FSC-klagomål.docx
+++ b/klagomål/A 13961-2026 FSC-klagomål.docx
@@ -922,7 +922,7 @@
     <w:r>
       <w:tab/>
       <w:tab/>
-      <w:t>2026-09-04</w:t>
+      <w:t>2026-09-05</w:t>
       <w:br/>
       <w:br/>
     </w:r>

--- a/klagomål/A 13961-2026 FSC-klagomål.docx
+++ b/klagomål/A 13961-2026 FSC-klagomål.docx
@@ -922,7 +922,7 @@
     <w:r>
       <w:tab/>
       <w:tab/>
-      <w:t>2026-09-05</w:t>
+      <w:t>2026-09-06</w:t>
       <w:br/>
       <w:br/>
     </w:r>

--- a/klagomål/A 13961-2026 FSC-klagomål.docx
+++ b/klagomål/A 13961-2026 FSC-klagomål.docx
@@ -922,7 +922,7 @@
     <w:r>
       <w:tab/>
       <w:tab/>
-      <w:t>2026-09-06</w:t>
+      <w:t>2026-09-07</w:t>
       <w:br/>
       <w:br/>
     </w:r>

--- a/klagomål/A 13961-2026 FSC-klagomål.docx
+++ b/klagomål/A 13961-2026 FSC-klagomål.docx
@@ -922,7 +922,7 @@
     <w:r>
       <w:tab/>
       <w:tab/>
-      <w:t>2026-09-07</w:t>
+      <w:t>2026-09-08</w:t>
       <w:br/>
       <w:br/>
     </w:r>

--- a/klagomål/A 13961-2026 FSC-klagomål.docx
+++ b/klagomål/A 13961-2026 FSC-klagomål.docx
@@ -922,7 +922,7 @@
     <w:r>
       <w:tab/>
       <w:tab/>
-      <w:t>2026-09-08</w:t>
+      <w:t>2026-09-09</w:t>
       <w:br/>
       <w:br/>
     </w:r>

--- a/klagomål/A 13961-2026 FSC-klagomål.docx
+++ b/klagomål/A 13961-2026 FSC-klagomål.docx
@@ -922,7 +922,7 @@
     <w:r>
       <w:tab/>
       <w:tab/>
-      <w:t>2026-09-09</w:t>
+      <w:t>2026-09-10</w:t>
       <w:br/>
       <w:br/>
     </w:r>

--- a/klagomål/A 13961-2026 FSC-klagomål.docx
+++ b/klagomål/A 13961-2026 FSC-klagomål.docx
@@ -922,7 +922,7 @@
     <w:r>
       <w:tab/>
       <w:tab/>
-      <w:t>2026-09-10</w:t>
+      <w:t>2026-09-11</w:t>
       <w:br/>
       <w:br/>
     </w:r>

--- a/klagomål/A 13961-2026 FSC-klagomål.docx
+++ b/klagomål/A 13961-2026 FSC-klagomål.docx
@@ -922,7 +922,7 @@
     <w:r>
       <w:tab/>
       <w:tab/>
-      <w:t>2026-09-11</w:t>
+      <w:t>2026-09-12</w:t>
       <w:br/>
       <w:br/>
     </w:r>

--- a/klagomål/A 13961-2026 FSC-klagomål.docx
+++ b/klagomål/A 13961-2026 FSC-klagomål.docx
@@ -922,7 +922,7 @@
     <w:r>
       <w:tab/>
       <w:tab/>
-      <w:t>2026-09-12</w:t>
+      <w:t>2026-09-13</w:t>
       <w:br/>
       <w:br/>
     </w:r>
